--- a/00-首页/题组Word/习题书/第三篇-有机化学/9-杂环化合物与含杂原子有机物-学生版.docx
+++ b/00-首页/题组Word/习题书/第三篇-有机化学/9-杂环化合物与含杂原子有机物-学生版.docx
@@ -2,7 +2,7 @@
 <file path=word/document.xml><?xml version="1.0" encoding="utf-8"?>
 <w:document xmlns:w="http://schemas.openxmlformats.org/wordprocessingml/2006/main" xmlns:m="http://schemas.openxmlformats.org/officeDocument/2006/math" xmlns:r="http://schemas.openxmlformats.org/officeDocument/2006/relationships" xmlns:o="urn:schemas-microsoft-com:office:office" xmlns:v="urn:schemas-microsoft-com:vml" xmlns:w10="urn:schemas-microsoft-com:office:word" xmlns:a="http://schemas.openxmlformats.org/drawingml/2006/main" xmlns:pic="http://schemas.openxmlformats.org/drawingml/2006/picture" xmlns:wp="http://schemas.openxmlformats.org/drawingml/2006/wordprocessingDrawing">
   <w:body>
-    <w:bookmarkStart w:id="127" w:name="第-9-章-杂环化合物与含杂原子有机物"/>
+    <w:bookmarkStart w:id="137" w:name="第-9-章-杂环化合物与含杂原子有机物"/>
     <w:p>
       <w:pPr>
         <w:pStyle w:val="Heading1"/>
@@ -11219,7 +11219,7 @@
       </w:r>
     </w:p>
     <w:bookmarkEnd w:id="96"/>
-    <w:bookmarkStart w:id="97" w:name="化合物x五实验推断葡萄糖"/>
+    <w:bookmarkStart w:id="106" w:name="卟啉生物导弹导向载体"/>
     <w:p>
       <w:pPr>
         <w:pStyle w:val="Heading2"/>
@@ -11230,6 +11230,749 @@
           <w:rFonts w:ascii="Times New Roman" w:hAnsi="Times New Roman" w:eastAsia="Times New Roman" w:cs="Times New Roman"/>
         </w:rPr>
         <w:t xml:space="preserve">9.27 </w:t>
+      </w:r>
+      <w:r>
+        <w:rPr>
+          <w:rFonts w:hint="eastAsia" w:ascii="Times New Roman" w:hAnsi="Times New Roman" w:eastAsia="SimHei" w:cs="Times New Roman"/>
+        </w:rPr>
+        <w:t xml:space="preserve">卟啉生物导弹导向载体</w:t>
+      </w:r>
+    </w:p>
+    <w:p>
+      <w:pPr>
+        <w:pStyle w:val="FirstParagraph"/>
+      </w:pPr>
+      <w:r>
+        <w:rPr>
+          <w:rFonts w:hint="eastAsia" w:ascii="Times New Roman" w:hAnsi="Times New Roman" w:eastAsia="FangSong" w:cs="Times New Roman"/>
+        </w:rPr>
+        <w:t>癌症又称为恶性肿瘤</w:t>
+      </w:r>
+      <w:r>
+        <w:rPr>
+          <w:rFonts w:hint="eastAsia" w:ascii="Times New Roman" w:hAnsi="Times New Roman" w:eastAsia="Times New Roman" w:cs="Times New Roman"/>
+        </w:rPr>
+        <w:t>，</w:t>
+      </w:r>
+      <w:r>
+        <w:rPr>
+          <w:rFonts w:hint="eastAsia" w:ascii="Times New Roman" w:hAnsi="Times New Roman" w:eastAsia="FangSong" w:cs="Times New Roman"/>
+        </w:rPr>
+        <w:t>治疗癌症的传统方法是采用放疗和化疗</w:t>
+      </w:r>
+      <w:r>
+        <w:rPr>
+          <w:rFonts w:hint="eastAsia" w:ascii="Times New Roman" w:hAnsi="Times New Roman" w:eastAsia="Times New Roman" w:cs="Times New Roman"/>
+        </w:rPr>
+        <w:t>，</w:t>
+      </w:r>
+      <w:r>
+        <w:rPr>
+          <w:rFonts w:hint="eastAsia" w:ascii="Times New Roman" w:hAnsi="Times New Roman" w:eastAsia="FangSong" w:cs="Times New Roman"/>
+        </w:rPr>
+        <w:t>但这些方法对病情缓解率很低</w:t>
+      </w:r>
+      <w:r>
+        <w:rPr>
+          <w:rFonts w:hint="eastAsia" w:ascii="Times New Roman" w:hAnsi="Times New Roman" w:eastAsia="Times New Roman" w:cs="Times New Roman"/>
+        </w:rPr>
+        <w:t>。</w:t>
+      </w:r>
+      <w:r>
+        <w:rPr>
+          <w:rFonts w:hint="eastAsia" w:ascii="Times New Roman" w:hAnsi="Times New Roman" w:eastAsia="FangSong" w:cs="Times New Roman"/>
+        </w:rPr>
+        <w:t>近年来</w:t>
+      </w:r>
+      <w:r>
+        <w:rPr>
+          <w:rFonts w:hint="eastAsia" w:ascii="Times New Roman" w:hAnsi="Times New Roman" w:eastAsia="Times New Roman" w:cs="Times New Roman"/>
+        </w:rPr>
+        <w:t>，</w:t>
+      </w:r>
+      <w:r>
+        <w:rPr>
+          <w:rFonts w:hint="eastAsia" w:ascii="Times New Roman" w:hAnsi="Times New Roman" w:eastAsia="FangSong" w:cs="Times New Roman"/>
+        </w:rPr>
+        <w:t>利用</w:t>
+      </w:r>
+      <w:r>
+        <w:rPr>
+          <w:rFonts w:hint="eastAsia" w:ascii="Times New Roman" w:hAnsi="Times New Roman" w:eastAsia="Times New Roman" w:cs="Times New Roman"/>
+        </w:rPr>
+        <w:t>”</w:t>
+      </w:r>
+      <w:r>
+        <w:rPr>
+          <w:rFonts w:hint="eastAsia" w:ascii="Times New Roman" w:hAnsi="Times New Roman" w:eastAsia="FangSong" w:cs="Times New Roman"/>
+        </w:rPr>
+        <w:t>生物导弹</w:t>
+      </w:r>
+      <w:r>
+        <w:rPr>
+          <w:rFonts w:hint="eastAsia" w:ascii="Times New Roman" w:hAnsi="Times New Roman" w:eastAsia="Times New Roman" w:cs="Times New Roman"/>
+        </w:rPr>
+        <w:t>”</w:t>
+      </w:r>
+      <w:r>
+        <w:rPr>
+          <w:rFonts w:hint="eastAsia" w:ascii="Times New Roman" w:hAnsi="Times New Roman" w:eastAsia="FangSong" w:cs="Times New Roman"/>
+        </w:rPr>
+        <w:t>治疗癌症已取得成功</w:t>
+      </w:r>
+      <w:r>
+        <w:rPr>
+          <w:rFonts w:hint="eastAsia" w:ascii="Times New Roman" w:hAnsi="Times New Roman" w:eastAsia="Times New Roman" w:cs="Times New Roman"/>
+        </w:rPr>
+        <w:t>。</w:t>
+      </w:r>
+      <w:r>
+        <w:rPr>
+          <w:rFonts w:hint="eastAsia" w:ascii="Times New Roman" w:hAnsi="Times New Roman" w:eastAsia="Times New Roman" w:cs="Times New Roman"/>
+        </w:rPr>
+        <w:t>“</w:t>
+      </w:r>
+      <w:r>
+        <w:rPr>
+          <w:rFonts w:hint="eastAsia" w:ascii="Times New Roman" w:hAnsi="Times New Roman" w:eastAsia="FangSong" w:cs="Times New Roman"/>
+        </w:rPr>
+        <w:t>生物导弹</w:t>
+      </w:r>
+      <w:r>
+        <w:rPr>
+          <w:rFonts w:hint="eastAsia" w:ascii="Times New Roman" w:hAnsi="Times New Roman" w:eastAsia="Times New Roman" w:cs="Times New Roman"/>
+        </w:rPr>
+        <w:t>”</w:t>
+      </w:r>
+      <w:r>
+        <w:rPr>
+          <w:rFonts w:hint="eastAsia" w:ascii="Times New Roman" w:hAnsi="Times New Roman" w:eastAsia="Times New Roman" w:cs="Times New Roman"/>
+        </w:rPr>
+        <w:t>（</w:t>
+      </w:r>
+      <w:r>
+        <w:rPr>
+          <w:rFonts w:hint="eastAsia" w:ascii="Times New Roman" w:hAnsi="Times New Roman" w:eastAsia="FangSong" w:cs="Times New Roman"/>
+        </w:rPr>
+        <w:t>又称靶向药物</w:t>
+      </w:r>
+      <w:r>
+        <w:rPr>
+          <w:rFonts w:hint="eastAsia" w:ascii="Times New Roman" w:hAnsi="Times New Roman" w:eastAsia="Times New Roman" w:cs="Times New Roman"/>
+        </w:rPr>
+        <w:t>）</w:t>
+      </w:r>
+      <w:r>
+        <w:rPr>
+          <w:rFonts w:hint="eastAsia" w:ascii="Times New Roman" w:hAnsi="Times New Roman" w:eastAsia="FangSong" w:cs="Times New Roman"/>
+        </w:rPr>
+        <w:t>就是利用对某些组织细胞具有特殊亲和力的分子作载体</w:t>
+      </w:r>
+      <w:r>
+        <w:rPr>
+          <w:rFonts w:hint="eastAsia" w:ascii="Times New Roman" w:hAnsi="Times New Roman" w:eastAsia="Times New Roman" w:cs="Times New Roman"/>
+        </w:rPr>
+        <w:t>，</w:t>
+      </w:r>
+      <w:r>
+        <w:rPr>
+          <w:rFonts w:hint="eastAsia" w:ascii="Times New Roman" w:hAnsi="Times New Roman" w:eastAsia="FangSong" w:cs="Times New Roman"/>
+        </w:rPr>
+        <w:t>将药物定向输送到病变部位</w:t>
+      </w:r>
+      <w:r>
+        <w:rPr>
+          <w:rFonts w:hint="eastAsia" w:ascii="Times New Roman" w:hAnsi="Times New Roman" w:eastAsia="Times New Roman" w:cs="Times New Roman"/>
+        </w:rPr>
+        <w:t>，</w:t>
+      </w:r>
+      <w:r>
+        <w:rPr>
+          <w:rFonts w:hint="eastAsia" w:ascii="Times New Roman" w:hAnsi="Times New Roman" w:eastAsia="FangSong" w:cs="Times New Roman"/>
+        </w:rPr>
+        <w:t>达到既攻克病魔</w:t>
+      </w:r>
+      <w:r>
+        <w:rPr>
+          <w:rFonts w:hint="eastAsia" w:ascii="Times New Roman" w:hAnsi="Times New Roman" w:eastAsia="Times New Roman" w:cs="Times New Roman"/>
+        </w:rPr>
+        <w:t>，</w:t>
+      </w:r>
+      <w:r>
+        <w:rPr>
+          <w:rFonts w:hint="eastAsia" w:ascii="Times New Roman" w:hAnsi="Times New Roman" w:eastAsia="FangSong" w:cs="Times New Roman"/>
+        </w:rPr>
+        <w:t>又减少毒副作用的目的</w:t>
+      </w:r>
+      <w:r>
+        <w:rPr>
+          <w:rFonts w:hint="eastAsia" w:ascii="Times New Roman" w:hAnsi="Times New Roman" w:eastAsia="Times New Roman" w:cs="Times New Roman"/>
+        </w:rPr>
+        <w:t>。</w:t>
+      </w:r>
+    </w:p>
+    <w:p>
+      <w:pPr>
+        <w:pStyle w:val="BodyText"/>
+        <w:spacing w:before="160" w:after="80"/>
+        <w:jc w:val="center"/>
+      </w:pPr>
+      <w:r>
+        <w:rPr>
+          <w:rFonts w:ascii="Times New Roman" w:hAnsi="Times New Roman" w:eastAsia="Times New Roman" w:cs="Times New Roman"/>
+        </w:rPr>
+        <w:drawing>
+          <wp:inline>
+            <wp:extent cx="3600000" cy="1281355"/>
+            <wp:effectExtent b="0" l="0" r="0" t="0"/>
+            <wp:docPr descr="" title="" id="98" name="Picture"/>
+            <a:graphic>
+              <a:graphicData uri="http://schemas.openxmlformats.org/drawingml/2006/picture">
+                <pic:pic>
+                  <pic:nvPicPr>
+                    <pic:cNvPr descr="6e13f8eaaa35e36d96fac52d8731a0b9a411d3825e8ad8ab570464fc9faf3f73.jpg" id="99" name="Picture"/>
+                    <pic:cNvPicPr>
+                      <a:picLocks noChangeArrowheads="1" noChangeAspect="1"/>
+                    </pic:cNvPicPr>
+                  </pic:nvPicPr>
+                  <pic:blipFill>
+                    <a:blip r:embed="rId97"/>
+                    <a:stretch>
+                      <a:fillRect/>
+                    </a:stretch>
+                  </pic:blipFill>
+                  <pic:spPr bwMode="auto">
+                    <a:xfrm>
+                      <a:off x="0" y="0"/>
+                      <a:ext cx="3600000" cy="1281355"/>
+                    </a:xfrm>
+                    <a:prstGeom prst="rect">
+                      <a:avLst/>
+                    </a:prstGeom>
+                    <a:noFill/>
+                    <a:ln w="9525">
+                      <a:noFill/>
+                      <a:headEnd/>
+                      <a:tailEnd/>
+                    </a:ln>
+                  </pic:spPr>
+                </pic:pic>
+              </a:graphicData>
+            </a:graphic>
+          </wp:inline>
+        </w:drawing>
+      </w:r>
+    </w:p>
+    <w:p>
+      <w:pPr>
+        <w:pStyle w:val="BodyText"/>
+      </w:pPr>
+      <w:r>
+        <w:rPr>
+          <w:rFonts w:hint="eastAsia" w:ascii="Times New Roman" w:hAnsi="Times New Roman" w:eastAsia="FangSong" w:cs="Times New Roman"/>
+        </w:rPr>
+        <w:t>具有卟啉环的化合物对某些组织细胞具有特殊亲和力</w:t>
+      </w:r>
+      <w:r>
+        <w:rPr>
+          <w:rFonts w:hint="eastAsia" w:ascii="Times New Roman" w:hAnsi="Times New Roman" w:eastAsia="Times New Roman" w:cs="Times New Roman"/>
+        </w:rPr>
+        <w:t>，</w:t>
+      </w:r>
+      <w:r>
+        <w:rPr>
+          <w:rFonts w:hint="eastAsia" w:ascii="Times New Roman" w:hAnsi="Times New Roman" w:eastAsia="FangSong" w:cs="Times New Roman"/>
+        </w:rPr>
+        <w:t>可作为导向载体使用</w:t>
+      </w:r>
+      <w:r>
+        <w:rPr>
+          <w:rFonts w:hint="eastAsia" w:ascii="Times New Roman" w:hAnsi="Times New Roman" w:eastAsia="Times New Roman" w:cs="Times New Roman"/>
+        </w:rPr>
+        <w:t>。</w:t>
+      </w:r>
+      <w:r>
+        <w:rPr>
+          <w:rFonts w:hint="eastAsia" w:ascii="Times New Roman" w:hAnsi="Times New Roman" w:eastAsia="FangSong" w:cs="Times New Roman"/>
+        </w:rPr>
+        <w:t>某研究小组通过对卟啉环结构的修饰</w:t>
+      </w:r>
+      <w:r>
+        <w:rPr>
+          <w:rFonts w:hint="eastAsia" w:ascii="Times New Roman" w:hAnsi="Times New Roman" w:eastAsia="Times New Roman" w:cs="Times New Roman"/>
+        </w:rPr>
+        <w:t>，</w:t>
+      </w:r>
+      <w:r>
+        <w:rPr>
+          <w:rFonts w:hint="eastAsia" w:ascii="Times New Roman" w:hAnsi="Times New Roman" w:eastAsia="FangSong" w:cs="Times New Roman"/>
+        </w:rPr>
+        <w:t>设计合成了可用作导向载体的前体</w:t>
+      </w:r>
+      <w:r>
+        <w:rPr>
+          <w:rFonts w:ascii="Times New Roman" w:hAnsi="Times New Roman" w:eastAsia="Times New Roman" w:cs="Times New Roman"/>
+        </w:rPr>
+        <w:t xml:space="preserve"> </w:t>
+      </w:r>
+      <w:r>
+        <w:rPr>
+          <w:rFonts w:hint="eastAsia" w:ascii="Times New Roman" w:hAnsi="Times New Roman" w:eastAsia="Times New Roman" w:cs="Times New Roman"/>
+        </w:rPr>
+        <w:t xml:space="preserve">A：</w:t>
+      </w:r>
+    </w:p>
+    <w:p>
+      <w:pPr>
+        <w:pStyle w:val="BodyText"/>
+        <w:spacing w:before="160" w:after="80"/>
+        <w:jc w:val="center"/>
+      </w:pPr>
+      <w:r>
+        <w:rPr>
+          <w:rFonts w:ascii="Times New Roman" w:hAnsi="Times New Roman" w:eastAsia="Times New Roman" w:cs="Times New Roman"/>
+        </w:rPr>
+        <w:drawing>
+          <wp:inline>
+            <wp:extent cx="3600000" cy="1460061"/>
+            <wp:effectExtent b="0" l="0" r="0" t="0"/>
+            <wp:docPr descr="" title="" id="101" name="Picture"/>
+            <a:graphic>
+              <a:graphicData uri="http://schemas.openxmlformats.org/drawingml/2006/picture">
+                <pic:pic>
+                  <pic:nvPicPr>
+                    <pic:cNvPr descr="84479323eda0d43629a30661ca45466b0d5a203a81da287675324c07b7bd7a24.jpg" id="102" name="Picture"/>
+                    <pic:cNvPicPr>
+                      <a:picLocks noChangeArrowheads="1" noChangeAspect="1"/>
+                    </pic:cNvPicPr>
+                  </pic:nvPicPr>
+                  <pic:blipFill>
+                    <a:blip r:embed="rId100"/>
+                    <a:stretch>
+                      <a:fillRect/>
+                    </a:stretch>
+                  </pic:blipFill>
+                  <pic:spPr bwMode="auto">
+                    <a:xfrm>
+                      <a:off x="0" y="0"/>
+                      <a:ext cx="3600000" cy="1460061"/>
+                    </a:xfrm>
+                    <a:prstGeom prst="rect">
+                      <a:avLst/>
+                    </a:prstGeom>
+                    <a:noFill/>
+                    <a:ln w="9525">
+                      <a:noFill/>
+                      <a:headEnd/>
+                      <a:tailEnd/>
+                    </a:ln>
+                  </pic:spPr>
+                </pic:pic>
+              </a:graphicData>
+            </a:graphic>
+          </wp:inline>
+        </w:drawing>
+      </w:r>
+    </w:p>
+    <w:p>
+      <w:pPr>
+        <w:pStyle w:val="BodyText"/>
+      </w:pPr>
+      <w:r>
+        <w:rPr>
+          <w:rFonts w:ascii="Times New Roman" w:hAnsi="Times New Roman" w:eastAsia="Times New Roman" w:cs="Times New Roman"/>
+        </w:rPr>
+        <w:t xml:space="preserve">A </w:t>
+      </w:r>
+      <w:r>
+        <w:rPr>
+          <w:rFonts w:hint="eastAsia" w:ascii="Times New Roman" w:hAnsi="Times New Roman" w:eastAsia="FangSong" w:cs="Times New Roman"/>
+        </w:rPr>
+        <w:t>的合成路线如下</w:t>
+      </w:r>
+      <w:r>
+        <w:rPr>
+          <w:rFonts w:hint="eastAsia" w:ascii="Times New Roman" w:hAnsi="Times New Roman" w:eastAsia="Times New Roman" w:cs="Times New Roman"/>
+        </w:rPr>
+        <w:t>：</w:t>
+      </w:r>
+    </w:p>
+    <w:p>
+      <w:pPr>
+        <w:pStyle w:val="BodyText"/>
+        <w:spacing w:before="160" w:after="80"/>
+        <w:jc w:val="center"/>
+      </w:pPr>
+      <w:r>
+        <w:rPr>
+          <w:rFonts w:ascii="Times New Roman" w:hAnsi="Times New Roman" w:eastAsia="Times New Roman" w:cs="Times New Roman"/>
+        </w:rPr>
+        <w:drawing>
+          <wp:inline>
+            <wp:extent cx="3600000" cy="1053256"/>
+            <wp:effectExtent b="0" l="0" r="0" t="0"/>
+            <wp:docPr descr="" title="" id="104" name="Picture"/>
+            <a:graphic>
+              <a:graphicData uri="http://schemas.openxmlformats.org/drawingml/2006/picture">
+                <pic:pic>
+                  <pic:nvPicPr>
+                    <pic:cNvPr descr="a810064772d6c29ffd2d213ac0a4f11b3aea3e4c8d7b284cd13c780ee5e250bc.jpg" id="105" name="Picture"/>
+                    <pic:cNvPicPr>
+                      <a:picLocks noChangeArrowheads="1" noChangeAspect="1"/>
+                    </pic:cNvPicPr>
+                  </pic:nvPicPr>
+                  <pic:blipFill>
+                    <a:blip r:embed="rId103"/>
+                    <a:stretch>
+                      <a:fillRect/>
+                    </a:stretch>
+                  </pic:blipFill>
+                  <pic:spPr bwMode="auto">
+                    <a:xfrm>
+                      <a:off x="0" y="0"/>
+                      <a:ext cx="3600000" cy="1053256"/>
+                    </a:xfrm>
+                    <a:prstGeom prst="rect">
+                      <a:avLst/>
+                    </a:prstGeom>
+                    <a:noFill/>
+                    <a:ln w="9525">
+                      <a:noFill/>
+                      <a:headEnd/>
+                      <a:tailEnd/>
+                    </a:ln>
+                  </pic:spPr>
+                </pic:pic>
+              </a:graphicData>
+            </a:graphic>
+          </wp:inline>
+        </w:drawing>
+      </w:r>
+    </w:p>
+    <w:p>
+      <w:pPr>
+        <w:pStyle w:val="BodyText"/>
+      </w:pPr>
+      <w:r>
+        <w:rPr>
+          <w:rFonts w:ascii="Times New Roman" w:hAnsi="Times New Roman" w:eastAsia="Times New Roman" w:cs="Times New Roman"/>
+        </w:rPr>
+        <w:t xml:space="preserve">3-1. </w:t>
+      </w:r>
+      <w:r>
+        <w:rPr>
+          <w:rFonts w:hint="eastAsia" w:ascii="Times New Roman" w:hAnsi="Times New Roman" w:eastAsia="FangSong" w:cs="Times New Roman"/>
+        </w:rPr>
+        <w:t xml:space="preserve">写出</w:t>
+      </w:r>
+      <w:r>
+        <w:rPr>
+          <w:rFonts w:ascii="Times New Roman" w:hAnsi="Times New Roman" w:eastAsia="Times New Roman" w:cs="Times New Roman"/>
+        </w:rPr>
+        <w:t xml:space="preserve"> B、C </w:t>
+      </w:r>
+      <w:r>
+        <w:rPr>
+          <w:rFonts w:hint="eastAsia" w:ascii="Times New Roman" w:hAnsi="Times New Roman" w:eastAsia="FangSong" w:cs="Times New Roman"/>
+        </w:rPr>
+        <w:t xml:space="preserve">和</w:t>
+      </w:r>
+      <w:r>
+        <w:rPr>
+          <w:rFonts w:ascii="Times New Roman" w:hAnsi="Times New Roman" w:eastAsia="Times New Roman" w:cs="Times New Roman"/>
+        </w:rPr>
+        <w:t xml:space="preserve"> D </w:t>
+      </w:r>
+      <w:r>
+        <w:rPr>
+          <w:rFonts w:hint="eastAsia" w:ascii="Times New Roman" w:hAnsi="Times New Roman" w:eastAsia="FangSong" w:cs="Times New Roman"/>
+        </w:rPr>
+        <w:t>的结构式</w:t>
+      </w:r>
+      <w:r>
+        <w:rPr>
+          <w:rFonts w:hint="eastAsia" w:ascii="Times New Roman" w:hAnsi="Times New Roman" w:eastAsia="Times New Roman" w:cs="Times New Roman"/>
+        </w:rPr>
+        <w:t>。</w:t>
+      </w:r>
+      <w:r>
+        <w:rPr>
+          <w:rFonts w:ascii="Times New Roman" w:hAnsi="Times New Roman" w:eastAsia="Times New Roman" w:cs="Times New Roman"/>
+        </w:rPr>
+        <w:t xml:space="preserve"> </w:t>
+      </w:r>
+      <w:r>
+        <w:rPr>
+          <w:rFonts w:ascii="Times New Roman" w:hAnsi="Times New Roman" w:eastAsia="Times New Roman" w:cs="Times New Roman"/>
+        </w:rPr>
+        <w:t xml:space="preserve">3-2. </w:t>
+      </w:r>
+      <w:r>
+        <w:rPr>
+          <w:rFonts w:hint="eastAsia" w:ascii="Times New Roman" w:hAnsi="Times New Roman" w:eastAsia="Times New Roman" w:cs="Times New Roman"/>
+        </w:rPr>
+        <w:t>β-D-</w:t>
+      </w:r>
+      <w:r>
+        <w:rPr>
+          <w:rFonts w:hint="eastAsia" w:ascii="Times New Roman" w:hAnsi="Times New Roman" w:eastAsia="FangSong" w:cs="Times New Roman"/>
+        </w:rPr>
+        <w:t>葡萄糖结构中的五个羟基哪个最活泼</w:t>
+      </w:r>
+      <w:r>
+        <w:rPr>
+          <w:rFonts w:hint="eastAsia" w:ascii="Times New Roman" w:hAnsi="Times New Roman" w:eastAsia="Times New Roman" w:cs="Times New Roman"/>
+        </w:rPr>
+        <w:t>？</w:t>
+      </w:r>
+      <w:r>
+        <w:rPr>
+          <w:rFonts w:hint="eastAsia" w:ascii="Times New Roman" w:hAnsi="Times New Roman" w:eastAsia="FangSong" w:cs="Times New Roman"/>
+        </w:rPr>
+        <w:t>用</w:t>
+      </w:r>
+      <w:r>
+        <w:rPr>
+          <w:rFonts w:ascii="Times New Roman" w:hAnsi="Times New Roman" w:eastAsia="Times New Roman" w:cs="Times New Roman"/>
+        </w:rPr>
+        <w:t xml:space="preserve"> R、S </w:t>
+      </w:r>
+      <w:r>
+        <w:rPr>
+          <w:rFonts w:hint="eastAsia" w:ascii="Times New Roman" w:hAnsi="Times New Roman" w:eastAsia="FangSong" w:cs="Times New Roman"/>
+        </w:rPr>
+        <w:t xml:space="preserve">法标记该糖中</w:t>
+      </w:r>
+      <w:r>
+        <w:rPr>
+          <w:rFonts w:ascii="Times New Roman" w:hAnsi="Times New Roman" w:eastAsia="Times New Roman" w:cs="Times New Roman"/>
+        </w:rPr>
+        <w:t xml:space="preserve"> C</w:t>
+      </w:r>
+      <w:r>
+        <w:rPr>
+          <w:rFonts w:ascii="Times New Roman" w:hAnsi="Times New Roman" w:eastAsia="Times New Roman" w:cs="Times New Roman"/>
+          <w:vertAlign w:val="subscript"/>
+        </w:rPr>
+        <w:t>1</w:t>
+      </w:r>
+      <w:r>
+        <w:rPr>
+          <w:rFonts w:ascii="Times New Roman" w:hAnsi="Times New Roman" w:eastAsia="Times New Roman" w:cs="Times New Roman"/>
+        </w:rPr>
+        <w:t xml:space="preserve"> </w:t>
+      </w:r>
+      <w:r>
+        <w:rPr>
+          <w:rFonts w:hint="eastAsia" w:ascii="Times New Roman" w:hAnsi="Times New Roman" w:eastAsia="FangSong" w:cs="Times New Roman"/>
+        </w:rPr>
+        <w:t xml:space="preserve">和</w:t>
+      </w:r>
+      <w:r>
+        <w:rPr>
+          <w:rFonts w:ascii="Times New Roman" w:hAnsi="Times New Roman" w:eastAsia="Times New Roman" w:cs="Times New Roman"/>
+        </w:rPr>
+        <w:t xml:space="preserve"> C</w:t>
+      </w:r>
+      <w:r>
+        <w:rPr>
+          <w:rFonts w:ascii="Times New Roman" w:hAnsi="Times New Roman" w:eastAsia="Times New Roman" w:cs="Times New Roman"/>
+          <w:vertAlign w:val="subscript"/>
+        </w:rPr>
+        <w:t>3</w:t>
+      </w:r>
+      <w:r>
+        <w:rPr>
+          <w:rFonts w:ascii="Times New Roman" w:hAnsi="Times New Roman" w:eastAsia="Times New Roman" w:cs="Times New Roman"/>
+        </w:rPr>
+        <w:t xml:space="preserve"> </w:t>
+      </w:r>
+      <w:r>
+        <w:rPr>
+          <w:rFonts w:hint="eastAsia" w:ascii="Times New Roman" w:hAnsi="Times New Roman" w:eastAsia="FangSong" w:cs="Times New Roman"/>
+        </w:rPr>
+        <w:t>的构型</w:t>
+      </w:r>
+      <w:r>
+        <w:rPr>
+          <w:rFonts w:hint="eastAsia" w:ascii="Times New Roman" w:hAnsi="Times New Roman" w:eastAsia="Times New Roman" w:cs="Times New Roman"/>
+        </w:rPr>
+        <w:t>。</w:t>
+      </w:r>
+      <w:r>
+        <w:rPr>
+          <w:rFonts w:ascii="Times New Roman" w:hAnsi="Times New Roman" w:eastAsia="Times New Roman" w:cs="Times New Roman"/>
+        </w:rPr>
+        <w:t xml:space="preserve"> </w:t>
+      </w:r>
+      <w:r>
+        <w:rPr>
+          <w:rFonts w:ascii="Times New Roman" w:hAnsi="Times New Roman" w:eastAsia="Times New Roman" w:cs="Times New Roman"/>
+        </w:rPr>
+        <w:t xml:space="preserve">3-3. </w:t>
+      </w:r>
+      <w:r>
+        <w:rPr>
+          <w:rFonts w:hint="eastAsia" w:ascii="Times New Roman" w:hAnsi="Times New Roman" w:eastAsia="Times New Roman" w:cs="Times New Roman"/>
+        </w:rPr>
+        <w:t>D-</w:t>
+      </w:r>
+      <w:r>
+        <w:rPr>
+          <w:rFonts w:hint="eastAsia" w:ascii="Times New Roman" w:hAnsi="Times New Roman" w:eastAsia="FangSong" w:cs="Times New Roman"/>
+        </w:rPr>
+        <w:t>半乳糖与</w:t>
+      </w:r>
+      <w:r>
+        <w:rPr>
+          <w:rFonts w:ascii="Times New Roman" w:hAnsi="Times New Roman" w:eastAsia="Times New Roman" w:cs="Times New Roman"/>
+        </w:rPr>
+        <w:t xml:space="preserve"> </w:t>
+      </w:r>
+      <w:r>
+        <w:rPr>
+          <w:rFonts w:hint="eastAsia" w:ascii="Times New Roman" w:hAnsi="Times New Roman" w:eastAsia="Times New Roman" w:cs="Times New Roman"/>
+        </w:rPr>
+        <w:t>D-</w:t>
+      </w:r>
+      <w:r>
+        <w:rPr>
+          <w:rFonts w:hint="eastAsia" w:ascii="Times New Roman" w:hAnsi="Times New Roman" w:eastAsia="FangSong" w:cs="Times New Roman"/>
+        </w:rPr>
+        <w:t>葡萄糖相比只有</w:t>
+      </w:r>
+      <w:r>
+        <w:rPr>
+          <w:rFonts w:ascii="Times New Roman" w:hAnsi="Times New Roman" w:eastAsia="Times New Roman" w:cs="Times New Roman"/>
+        </w:rPr>
+        <w:t xml:space="preserve"> C</w:t>
+      </w:r>
+      <w:r>
+        <w:rPr>
+          <w:rFonts w:ascii="Times New Roman" w:hAnsi="Times New Roman" w:eastAsia="Times New Roman" w:cs="Times New Roman"/>
+          <w:vertAlign w:val="subscript"/>
+        </w:rPr>
+        <w:t>4</w:t>
+      </w:r>
+      <w:r>
+        <w:rPr>
+          <w:rFonts w:ascii="Times New Roman" w:hAnsi="Times New Roman" w:eastAsia="Times New Roman" w:cs="Times New Roman"/>
+        </w:rPr>
+        <w:t xml:space="preserve"> </w:t>
+      </w:r>
+      <w:r>
+        <w:rPr>
+          <w:rFonts w:hint="eastAsia" w:ascii="Times New Roman" w:hAnsi="Times New Roman" w:eastAsia="FangSong" w:cs="Times New Roman"/>
+        </w:rPr>
+        <w:t>构型不同</w:t>
+      </w:r>
+      <w:r>
+        <w:rPr>
+          <w:rFonts w:hint="eastAsia" w:ascii="Times New Roman" w:hAnsi="Times New Roman" w:eastAsia="Times New Roman" w:cs="Times New Roman"/>
+        </w:rPr>
+        <w:t>，</w:t>
+      </w:r>
+      <w:r>
+        <w:rPr>
+          <w:rFonts w:hint="eastAsia" w:ascii="Times New Roman" w:hAnsi="Times New Roman" w:eastAsia="FangSong" w:cs="Times New Roman"/>
+        </w:rPr>
+        <w:t>写出含</w:t>
+      </w:r>
+      <w:r>
+        <w:rPr>
+          <w:rFonts w:ascii="Times New Roman" w:hAnsi="Times New Roman" w:eastAsia="Times New Roman" w:cs="Times New Roman"/>
+        </w:rPr>
+        <w:t xml:space="preserve"> </w:t>
+      </w:r>
+      <w:r>
+        <w:rPr>
+          <w:rFonts w:hint="eastAsia" w:ascii="Times New Roman" w:hAnsi="Times New Roman" w:eastAsia="Times New Roman" w:cs="Times New Roman"/>
+        </w:rPr>
+        <w:t>D-</w:t>
+      </w:r>
+      <w:r>
+        <w:rPr>
+          <w:rFonts w:hint="eastAsia" w:ascii="Times New Roman" w:hAnsi="Times New Roman" w:eastAsia="FangSong" w:cs="Times New Roman"/>
+        </w:rPr>
+        <w:t>半乳糖片段的相应中间体</w:t>
+      </w:r>
+      <w:r>
+        <w:rPr>
+          <w:rFonts w:hint="eastAsia" w:ascii="Times New Roman" w:hAnsi="Times New Roman" w:eastAsia="Times New Roman" w:cs="Times New Roman"/>
+        </w:rPr>
+        <w:t>（</w:t>
+      </w:r>
+      <w:r>
+        <w:rPr>
+          <w:rFonts w:hint="eastAsia" w:ascii="Times New Roman" w:hAnsi="Times New Roman" w:eastAsia="FangSong" w:cs="Times New Roman"/>
+        </w:rPr>
+        <w:t>糖基部分结构</w:t>
+      </w:r>
+      <w:r>
+        <w:rPr>
+          <w:rFonts w:hint="eastAsia" w:ascii="Times New Roman" w:hAnsi="Times New Roman" w:eastAsia="Times New Roman" w:cs="Times New Roman"/>
+        </w:rPr>
+        <w:t>）。</w:t>
+      </w:r>
+      <w:r>
+        <w:rPr>
+          <w:rFonts w:ascii="Times New Roman" w:hAnsi="Times New Roman" w:eastAsia="Times New Roman" w:cs="Times New Roman"/>
+        </w:rPr>
+        <w:t xml:space="preserve"> </w:t>
+      </w:r>
+      <w:r>
+        <w:rPr>
+          <w:rFonts w:ascii="Times New Roman" w:hAnsi="Times New Roman" w:eastAsia="Times New Roman" w:cs="Times New Roman"/>
+        </w:rPr>
+        <w:t xml:space="preserve">3-4. A </w:t>
+      </w:r>
+      <w:r>
+        <w:rPr>
+          <w:rFonts w:hint="eastAsia" w:ascii="Times New Roman" w:hAnsi="Times New Roman" w:eastAsia="FangSong" w:cs="Times New Roman"/>
+        </w:rPr>
+        <w:t>在碱性条件下水解后才能作为导向载体</w:t>
+      </w:r>
+      <w:r>
+        <w:rPr>
+          <w:rFonts w:hint="eastAsia" w:ascii="Times New Roman" w:hAnsi="Times New Roman" w:eastAsia="Times New Roman" w:cs="Times New Roman"/>
+        </w:rPr>
+        <w:t>，</w:t>
+      </w:r>
+      <w:r>
+        <w:rPr>
+          <w:rFonts w:hint="eastAsia" w:ascii="Times New Roman" w:hAnsi="Times New Roman" w:eastAsia="FangSong" w:cs="Times New Roman"/>
+        </w:rPr>
+        <w:t>试分析其原因</w:t>
+      </w:r>
+      <w:r>
+        <w:rPr>
+          <w:rFonts w:hint="eastAsia" w:ascii="Times New Roman" w:hAnsi="Times New Roman" w:eastAsia="Times New Roman" w:cs="Times New Roman"/>
+        </w:rPr>
+        <w:t>。</w:t>
+      </w:r>
+    </w:p>
+    <w:p>
+      <w:pPr>
+        <w:spacing w:before="160" w:after="80"/>
+      </w:pPr>
+      <w:r>
+        <w:pict>
+          <v:rect style="width:0;height:1.5pt" o:hralign="center" o:hrstd="t" o:hr="t"/>
+        </w:pict>
+      </w:r>
+    </w:p>
+    <w:bookmarkEnd w:id="106"/>
+    <w:bookmarkStart w:id="107" w:name="化合物x五实验推断葡萄糖"/>
+    <w:p>
+      <w:pPr>
+        <w:pStyle w:val="Heading2"/>
+        <w:spacing w:before="280" w:after="120"/>
+      </w:pPr>
+      <w:r>
+        <w:rPr>
+          <w:rFonts w:ascii="Times New Roman" w:hAnsi="Times New Roman" w:eastAsia="Times New Roman" w:cs="Times New Roman"/>
+        </w:rPr>
+        <w:t xml:space="preserve">9.28 </w:t>
       </w:r>
       <w:r>
         <w:rPr>
@@ -11905,8 +12648,8 @@
         </w:pict>
       </w:r>
     </w:p>
-    <w:bookmarkEnd w:id="97"/>
-    <w:bookmarkStart w:id="101" w:name="初赛roundup一扫光"/>
+    <w:bookmarkEnd w:id="107"/>
+    <w:bookmarkStart w:id="111" w:name="初赛roundup一扫光"/>
     <w:p>
       <w:pPr>
         <w:pStyle w:val="Heading2"/>
@@ -11916,7 +12659,7 @@
         <w:rPr>
           <w:rFonts w:ascii="Times New Roman" w:hAnsi="Times New Roman" w:eastAsia="Times New Roman" w:cs="Times New Roman"/>
         </w:rPr>
-        <w:t xml:space="preserve">9.28 </w:t>
+        <w:t xml:space="preserve">9.29 </w:t>
       </w:r>
       <w:r>
         <w:rPr>
@@ -12372,18 +13115,18 @@
           <wp:inline>
             <wp:extent cx="3600000" cy="1505882"/>
             <wp:effectExtent b="0" l="0" r="0" t="0"/>
-            <wp:docPr descr="" title="" id="99" name="Picture"/>
+            <wp:docPr descr="" title="" id="109" name="Picture"/>
             <a:graphic>
               <a:graphicData uri="http://schemas.openxmlformats.org/drawingml/2006/picture">
                 <pic:pic>
                   <pic:nvPicPr>
-                    <pic:cNvPr descr="2478faffd4caaa05a576fbd29d0da93cb83877ffb73f6fa486ba46e14ba08070.jpg" id="100" name="Picture"/>
+                    <pic:cNvPr descr="2478faffd4caaa05a576fbd29d0da93cb83877ffb73f6fa486ba46e14ba08070.jpg" id="110" name="Picture"/>
                     <pic:cNvPicPr>
                       <a:picLocks noChangeArrowheads="1" noChangeAspect="1"/>
                     </pic:cNvPicPr>
                   </pic:nvPicPr>
                   <pic:blipFill>
-                    <a:blip r:embed="rId98"/>
+                    <a:blip r:embed="rId108"/>
                     <a:stretch>
                       <a:fillRect/>
                     </a:stretch>
@@ -13284,8 +14027,8 @@
         </w:pict>
       </w:r>
     </w:p>
-    <w:bookmarkEnd w:id="101"/>
-    <w:bookmarkStart w:id="102" w:name="cnh2no4n2氨基酸数目"/>
+    <w:bookmarkEnd w:id="111"/>
+    <w:bookmarkStart w:id="112" w:name="cnh2no4n2氨基酸数目"/>
     <w:p>
       <w:pPr>
         <w:pStyle w:val="Heading2"/>
@@ -13295,7 +14038,7 @@
         <w:rPr>
           <w:rFonts w:ascii="Times New Roman" w:hAnsi="Times New Roman" w:eastAsia="Times New Roman" w:cs="Times New Roman"/>
         </w:rPr>
-        <w:t xml:space="preserve">9.29 </w:t>
+        <w:t xml:space="preserve">9.30 </w:t>
       </w:r>
       <w:r>
         <w:rPr>
@@ -13740,8 +14483,8 @@
         </w:pict>
       </w:r>
     </w:p>
-    <w:bookmarkEnd w:id="102"/>
-    <w:bookmarkStart w:id="103" w:name="赖氨酸型甲与二羧基乙"/>
+    <w:bookmarkEnd w:id="112"/>
+    <w:bookmarkStart w:id="113" w:name="赖氨酸型甲与二羧基乙"/>
     <w:p>
       <w:pPr>
         <w:pStyle w:val="Heading2"/>
@@ -13751,7 +14494,7 @@
         <w:rPr>
           <w:rFonts w:ascii="Times New Roman" w:hAnsi="Times New Roman" w:eastAsia="Times New Roman" w:cs="Times New Roman"/>
         </w:rPr>
-        <w:t xml:space="preserve">9.30 </w:t>
+        <w:t xml:space="preserve">9.31 </w:t>
       </w:r>
       <w:r>
         <w:rPr>
@@ -14213,8 +14956,8 @@
         </w:pict>
       </w:r>
     </w:p>
-    <w:bookmarkEnd w:id="103"/>
-    <w:bookmarkStart w:id="107" w:name="淀粉水解a至f六结构"/>
+    <w:bookmarkEnd w:id="113"/>
+    <w:bookmarkStart w:id="117" w:name="淀粉水解a至f六结构"/>
     <w:p>
       <w:pPr>
         <w:pStyle w:val="Heading2"/>
@@ -14224,7 +14967,7 @@
         <w:rPr>
           <w:rFonts w:ascii="Times New Roman" w:hAnsi="Times New Roman" w:eastAsia="Times New Roman" w:cs="Times New Roman"/>
         </w:rPr>
-        <w:t xml:space="preserve">9.31 </w:t>
+        <w:t xml:space="preserve">9.32 </w:t>
       </w:r>
       <w:r>
         <w:rPr>
@@ -14600,18 +15343,18 @@
           <wp:inline>
             <wp:extent cx="3600000" cy="2516883"/>
             <wp:effectExtent b="0" l="0" r="0" t="0"/>
-            <wp:docPr descr="" title="" id="105" name="Picture"/>
+            <wp:docPr descr="" title="" id="115" name="Picture"/>
             <a:graphic>
               <a:graphicData uri="http://schemas.openxmlformats.org/drawingml/2006/picture">
                 <pic:pic>
                   <pic:nvPicPr>
-                    <pic:cNvPr descr="8b2e910501140d778742e5ea8325b5f9dc149806ba266e2240fe049bccf5f399.jpg" id="106" name="Picture"/>
+                    <pic:cNvPr descr="8b2e910501140d778742e5ea8325b5f9dc149806ba266e2240fe049bccf5f399.jpg" id="116" name="Picture"/>
                     <pic:cNvPicPr>
                       <a:picLocks noChangeArrowheads="1" noChangeAspect="1"/>
                     </pic:cNvPicPr>
                   </pic:nvPicPr>
                   <pic:blipFill>
-                    <a:blip r:embed="rId104"/>
+                    <a:blip r:embed="rId114"/>
                     <a:stretch>
                       <a:fillRect/>
                     </a:stretch>
@@ -14957,8 +15700,8 @@
         </w:pict>
       </w:r>
     </w:p>
-    <w:bookmarkEnd w:id="107"/>
-    <w:bookmarkStart w:id="117" w:name="lyocell纤维与nmmo制备"/>
+    <w:bookmarkEnd w:id="117"/>
+    <w:bookmarkStart w:id="127" w:name="lyocell纤维与nmmo制备"/>
     <w:p>
       <w:pPr>
         <w:pStyle w:val="Heading2"/>
@@ -14968,7 +15711,7 @@
         <w:rPr>
           <w:rFonts w:ascii="Times New Roman" w:hAnsi="Times New Roman" w:eastAsia="Times New Roman" w:cs="Times New Roman"/>
         </w:rPr>
-        <w:t xml:space="preserve">9.32 </w:t>
+        <w:t xml:space="preserve">9.33 </w:t>
       </w:r>
       <w:r>
         <w:rPr>
@@ -15175,18 +15918,18 @@
           <wp:inline>
             <wp:extent cx="3600000" cy="478632"/>
             <wp:effectExtent b="0" l="0" r="0" t="0"/>
-            <wp:docPr descr="" title="" id="109" name="Picture"/>
+            <wp:docPr descr="" title="" id="119" name="Picture"/>
             <a:graphic>
               <a:graphicData uri="http://schemas.openxmlformats.org/drawingml/2006/picture">
                 <pic:pic>
                   <pic:nvPicPr>
-                    <pic:cNvPr descr="665b7fdad7e8865b9127c2d06d1f7c7548bdf6b38c6cd1e68b4624770938f2a3.jpg" id="110" name="Picture"/>
+                    <pic:cNvPr descr="665b7fdad7e8865b9127c2d06d1f7c7548bdf6b38c6cd1e68b4624770938f2a3.jpg" id="120" name="Picture"/>
                     <pic:cNvPicPr>
                       <a:picLocks noChangeArrowheads="1" noChangeAspect="1"/>
                     </pic:cNvPicPr>
                   </pic:nvPicPr>
                   <pic:blipFill>
-                    <a:blip r:embed="rId108"/>
+                    <a:blip r:embed="rId118"/>
                     <a:stretch>
                       <a:fillRect/>
                     </a:stretch>
@@ -15402,18 +16145,18 @@
           <wp:inline>
             <wp:extent cx="3600000" cy="2238052"/>
             <wp:effectExtent b="0" l="0" r="0" t="0"/>
-            <wp:docPr descr="" title="" id="112" name="Picture"/>
+            <wp:docPr descr="" title="" id="122" name="Picture"/>
             <a:graphic>
               <a:graphicData uri="http://schemas.openxmlformats.org/drawingml/2006/picture">
                 <pic:pic>
                   <pic:nvPicPr>
-                    <pic:cNvPr descr="8eb10493fce05761c9c88b0655b21bcafff825110ac0db133d3f513b2de8755a.jpg" id="113" name="Picture"/>
+                    <pic:cNvPr descr="8eb10493fce05761c9c88b0655b21bcafff825110ac0db133d3f513b2de8755a.jpg" id="123" name="Picture"/>
                     <pic:cNvPicPr>
                       <a:picLocks noChangeArrowheads="1" noChangeAspect="1"/>
                     </pic:cNvPicPr>
                   </pic:nvPicPr>
                   <pic:blipFill>
-                    <a:blip r:embed="rId111"/>
+                    <a:blip r:embed="rId121"/>
                     <a:stretch>
                       <a:fillRect/>
                     </a:stretch>
@@ -15754,18 +16497,18 @@
           <wp:inline>
             <wp:extent cx="3600000" cy="1226463"/>
             <wp:effectExtent b="0" l="0" r="0" t="0"/>
-            <wp:docPr descr="" title="" id="115" name="Picture"/>
+            <wp:docPr descr="" title="" id="125" name="Picture"/>
             <a:graphic>
               <a:graphicData uri="http://schemas.openxmlformats.org/drawingml/2006/picture">
                 <pic:pic>
                   <pic:nvPicPr>
-                    <pic:cNvPr descr="db2db22059ed5e3ebd541114a1ec2a2a47cdfb517310f8ebed60e87a8dfd0776.jpg" id="116" name="Picture"/>
+                    <pic:cNvPr descr="db2db22059ed5e3ebd541114a1ec2a2a47cdfb517310f8ebed60e87a8dfd0776.jpg" id="126" name="Picture"/>
                     <pic:cNvPicPr>
                       <a:picLocks noChangeArrowheads="1" noChangeAspect="1"/>
                     </pic:cNvPicPr>
                   </pic:nvPicPr>
                   <pic:blipFill>
-                    <a:blip r:embed="rId114"/>
+                    <a:blip r:embed="rId124"/>
                     <a:stretch>
                       <a:fillRect/>
                     </a:stretch>
@@ -16204,8 +16947,8 @@
         </w:pict>
       </w:r>
     </w:p>
-    <w:bookmarkEnd w:id="117"/>
-    <w:bookmarkStart w:id="118" w:name="多肽415g水解三问"/>
+    <w:bookmarkEnd w:id="127"/>
+    <w:bookmarkStart w:id="128" w:name="多肽415g水解三问"/>
     <w:p>
       <w:pPr>
         <w:pStyle w:val="Heading2"/>
@@ -16215,7 +16958,7 @@
         <w:rPr>
           <w:rFonts w:ascii="Times New Roman" w:hAnsi="Times New Roman" w:eastAsia="Times New Roman" w:cs="Times New Roman"/>
         </w:rPr>
-        <w:t xml:space="preserve">9.33 </w:t>
+        <w:t xml:space="preserve">9.34 </w:t>
       </w:r>
       <w:r>
         <w:rPr>
@@ -16851,8 +17594,8 @@
         </w:pict>
       </w:r>
     </w:p>
-    <w:bookmarkEnd w:id="118"/>
-    <w:bookmarkStart w:id="119" w:name="甲醛掩蔽滴定定氨基酸a"/>
+    <w:bookmarkEnd w:id="128"/>
+    <w:bookmarkStart w:id="129" w:name="甲醛掩蔽滴定定氨基酸a"/>
     <w:p>
       <w:pPr>
         <w:pStyle w:val="Heading2"/>
@@ -16862,7 +17605,7 @@
         <w:rPr>
           <w:rFonts w:ascii="Times New Roman" w:hAnsi="Times New Roman" w:eastAsia="Times New Roman" w:cs="Times New Roman"/>
         </w:rPr>
-        <w:t xml:space="preserve">9.34 </w:t>
+        <w:t xml:space="preserve">9.35 </w:t>
       </w:r>
       <w:r>
         <w:rPr>
@@ -18246,8 +18989,8 @@
         </w:pict>
       </w:r>
     </w:p>
-    <w:bookmarkEnd w:id="119"/>
-    <w:bookmarkStart w:id="126" w:name="离子液体酶催化阿斯巴糖"/>
+    <w:bookmarkEnd w:id="129"/>
+    <w:bookmarkStart w:id="136" w:name="离子液体酶催化阿斯巴糖"/>
     <w:p>
       <w:pPr>
         <w:pStyle w:val="Heading2"/>
@@ -18257,7 +19000,7 @@
         <w:rPr>
           <w:rFonts w:ascii="Times New Roman" w:hAnsi="Times New Roman" w:eastAsia="Times New Roman" w:cs="Times New Roman"/>
         </w:rPr>
-        <w:t xml:space="preserve">9.35 </w:t>
+        <w:t xml:space="preserve">9.36 </w:t>
       </w:r>
       <w:r>
         <w:rPr>
@@ -18381,18 +19124,18 @@
           <wp:inline>
             <wp:extent cx="3600000" cy="1915673"/>
             <wp:effectExtent b="0" l="0" r="0" t="0"/>
-            <wp:docPr descr="" title="" id="121" name="Picture"/>
+            <wp:docPr descr="" title="" id="131" name="Picture"/>
             <a:graphic>
               <a:graphicData uri="http://schemas.openxmlformats.org/drawingml/2006/picture">
                 <pic:pic>
                   <pic:nvPicPr>
-                    <pic:cNvPr descr="8c81c63e87715e3474d36f3d21b7bc9feb93ab1ed4436ef4f3385b28d0f0f277.jpg" id="122" name="Picture"/>
+                    <pic:cNvPr descr="8c81c63e87715e3474d36f3d21b7bc9feb93ab1ed4436ef4f3385b28d0f0f277.jpg" id="132" name="Picture"/>
                     <pic:cNvPicPr>
                       <a:picLocks noChangeArrowheads="1" noChangeAspect="1"/>
                     </pic:cNvPicPr>
                   </pic:nvPicPr>
                   <pic:blipFill>
-                    <a:blip r:embed="rId120"/>
+                    <a:blip r:embed="rId130"/>
                     <a:stretch>
                       <a:fillRect/>
                     </a:stretch>
@@ -18564,18 +19307,18 @@
           <wp:inline>
             <wp:extent cx="3600000" cy="2402320"/>
             <wp:effectExtent b="0" l="0" r="0" t="0"/>
-            <wp:docPr descr="" title="" id="124" name="Picture"/>
+            <wp:docPr descr="" title="" id="134" name="Picture"/>
             <a:graphic>
               <a:graphicData uri="http://schemas.openxmlformats.org/drawingml/2006/picture">
                 <pic:pic>
                   <pic:nvPicPr>
-                    <pic:cNvPr descr="9eaf2dbe7b076af011cb42762eae35e229bed66c9073543bc25853a83e73593f.jpg" id="125" name="Picture"/>
+                    <pic:cNvPr descr="9eaf2dbe7b076af011cb42762eae35e229bed66c9073543bc25853a83e73593f.jpg" id="135" name="Picture"/>
                     <pic:cNvPicPr>
                       <a:picLocks noChangeArrowheads="1" noChangeAspect="1"/>
                     </pic:cNvPicPr>
                   </pic:nvPicPr>
                   <pic:blipFill>
-                    <a:blip r:embed="rId123"/>
+                    <a:blip r:embed="rId133"/>
                     <a:stretch>
                       <a:fillRect/>
                     </a:stretch>
@@ -19107,8 +19850,8 @@
         </w:pict>
       </w:r>
     </w:p>
-    <w:bookmarkEnd w:id="126"/>
-    <w:bookmarkEnd w:id="127"/>
+    <w:bookmarkEnd w:id="136"/>
+    <w:bookmarkEnd w:id="137"/>
     <w:sectPr>
       <w:footerReference w:type="default" r:id="rId9"/>
       <w:footnotePr>

--- a/00-首页/题组Word/习题书/第三篇-有机化学/9-杂环化合物与含杂原子有机物-学生版.docx
+++ b/00-首页/题组Word/习题书/第三篇-有机化学/9-杂环化合物与含杂原子有机物-学生版.docx
@@ -7344,263 +7344,6 @@
           <w:rFonts w:hint="eastAsia" w:ascii="Times New Roman" w:hAnsi="Times New Roman" w:eastAsia="Times New Roman" w:cs="Times New Roman"/>
         </w:rPr>
         <w:t>________。</w:t>
-      </w:r>
-    </w:p>
-    <w:p>
-      <w:pPr>
-        <w:pStyle w:val="BlockText"/>
-      </w:pPr>
-      <w:r>
-        <w:rPr>
-          <w:rFonts w:hint="eastAsia" w:ascii="Times New Roman" w:hAnsi="Times New Roman" w:eastAsia="FangSong" w:cs="Times New Roman"/>
-          <w:b/>
-          <w:bCs/>
-        </w:rPr>
-        <w:t xml:space="preserve">校勘注</w:t>
-      </w:r>
-      <w:r>
-        <w:rPr>
-          <w:rFonts w:hint="eastAsia" w:ascii="Times New Roman" w:hAnsi="Times New Roman" w:eastAsia="Times New Roman" w:cs="Times New Roman"/>
-        </w:rPr>
-        <w:t>：</w:t>
-      </w:r>
-      <w:r>
-        <w:rPr>
-          <w:rFonts w:hint="eastAsia" w:ascii="Times New Roman" w:hAnsi="Times New Roman" w:eastAsia="FangSong" w:cs="Times New Roman"/>
-        </w:rPr>
-        <w:t>题面</w:t>
-      </w:r>
-      <w:r>
-        <w:rPr>
-          <w:rFonts w:ascii="Times New Roman" w:hAnsi="Times New Roman" w:eastAsia="Times New Roman" w:cs="Times New Roman"/>
-        </w:rPr>
-        <w:t xml:space="preserve"> (3) </w:t>
-      </w:r>
-      <w:r>
-        <w:rPr>
-          <w:rFonts w:hint="eastAsia" w:ascii="Times New Roman" w:hAnsi="Times New Roman" w:eastAsia="FangSong" w:cs="Times New Roman"/>
-        </w:rPr>
-        <w:t xml:space="preserve">苷羟基括注</w:t>
-      </w:r>
-      <w:r>
-        <w:rPr>
-          <w:rFonts w:ascii="Times New Roman" w:hAnsi="Times New Roman" w:eastAsia="Times New Roman" w:cs="Times New Roman"/>
-        </w:rPr>
-        <w:t xml:space="preserve"> </w:t>
-      </w:r>
-      <m:oMath>
-        <m:oMathPr>
-          <m:ctrlPr>
-            <w:rPr>
-              <w:sz w:val="28"/>
-              <w:szCs w:val="28"/>
-            </w:rPr>
-          </m:ctrlPr>
-        </m:oMathPr>
-        <m:r>
-          <m:rPr>
-            <m:sty m:val="p"/>
-          </m:rPr>
-          <m:t>—</m:t>
-        </m:r>
-        <m:r>
-          <m:t>O</m:t>
-        </m:r>
-        <m:r>
-          <m:rPr>
-            <m:sty m:val="p"/>
-          </m:rPr>
-          <m:t>—</m:t>
-        </m:r>
-        <m:r>
-          <m:t>C</m:t>
-        </m:r>
-        <m:r>
-          <m:rPr>
-            <m:sty m:val="p"/>
-          </m:rPr>
-          <m:t>—</m:t>
-        </m:r>
-        <m:r>
-          <m:t>O</m:t>
-        </m:r>
-        <m:r>
-          <m:t>H</m:t>
-        </m:r>
-      </m:oMath>
-      <w:r>
-        <w:rPr>
-          <w:rFonts w:ascii="Times New Roman" w:hAnsi="Times New Roman" w:eastAsia="Times New Roman" w:cs="Times New Roman"/>
-        </w:rPr>
-        <w:t xml:space="preserve"> </w:t>
-      </w:r>
-      <w:r>
-        <w:rPr>
-          <w:rFonts w:hint="eastAsia" w:ascii="Times New Roman" w:hAnsi="Times New Roman" w:eastAsia="FangSong" w:cs="Times New Roman"/>
-        </w:rPr>
-        <w:t>原书为片段图</w:t>
-      </w:r>
-      <w:r>
-        <w:rPr>
-          <w:rFonts w:hint="eastAsia" w:ascii="Times New Roman" w:hAnsi="Times New Roman" w:eastAsia="Times New Roman" w:cs="Times New Roman"/>
-        </w:rPr>
-        <w:t>（5e651396，OCR</w:t>
-      </w:r>
-      <w:r>
-        <w:rPr>
-          <w:rFonts w:ascii="Times New Roman" w:hAnsi="Times New Roman" w:eastAsia="Times New Roman" w:cs="Times New Roman"/>
-        </w:rPr>
-        <w:t xml:space="preserve"> </w:t>
-      </w:r>
-      <w:r>
-        <w:rPr>
-          <w:rFonts w:hint="eastAsia" w:ascii="Times New Roman" w:hAnsi="Times New Roman" w:eastAsia="FangSong" w:cs="Times New Roman"/>
-        </w:rPr>
-        <w:t xml:space="preserve">错位至参考解答区</w:t>
-      </w:r>
-      <w:r>
-        <w:rPr>
-          <w:rFonts w:ascii="Times New Roman" w:hAnsi="Times New Roman" w:eastAsia="Times New Roman" w:cs="Times New Roman"/>
-        </w:rPr>
-        <w:t xml:space="preserve"> </w:t>
-      </w:r>
-      <w:r>
-        <w:rPr>
-          <w:rFonts w:hint="eastAsia" w:ascii="Times New Roman" w:hAnsi="Times New Roman" w:eastAsia="Times New Roman" w:cs="Times New Roman"/>
-        </w:rPr>
-        <w:t>L513），</w:t>
-      </w:r>
-      <w:r>
-        <w:rPr>
-          <w:rFonts w:hint="eastAsia" w:ascii="Times New Roman" w:hAnsi="Times New Roman" w:eastAsia="FangSong" w:cs="Times New Roman"/>
-        </w:rPr>
-        <w:t>此处保留文字转写</w:t>
-      </w:r>
-      <w:r>
-        <w:rPr>
-          <w:rFonts w:hint="eastAsia" w:ascii="Times New Roman" w:hAnsi="Times New Roman" w:eastAsia="Times New Roman" w:cs="Times New Roman"/>
-        </w:rPr>
-        <w:t>；</w:t>
-      </w:r>
-      <w:r>
-        <w:rPr>
-          <w:rFonts w:hint="eastAsia" w:ascii="Times New Roman" w:hAnsi="Times New Roman" w:eastAsia="FangSong" w:cs="Times New Roman"/>
-        </w:rPr>
-        <w:t>紧随</w:t>
-      </w:r>
-      <w:r>
-        <w:rPr>
-          <w:rFonts w:ascii="Times New Roman" w:hAnsi="Times New Roman" w:eastAsia="Times New Roman" w:cs="Times New Roman"/>
-        </w:rPr>
-        <w:t xml:space="preserve"> (3) </w:t>
-      </w:r>
-      <w:r>
-        <w:rPr>
-          <w:rFonts w:hint="eastAsia" w:ascii="Times New Roman" w:hAnsi="Times New Roman" w:eastAsia="FangSong" w:cs="Times New Roman"/>
-        </w:rPr>
-        <w:t>之后的第二张图</w:t>
-      </w:r>
-      <w:r>
-        <w:rPr>
-          <w:rFonts w:hint="eastAsia" w:ascii="Times New Roman" w:hAnsi="Times New Roman" w:eastAsia="Times New Roman" w:cs="Times New Roman"/>
-        </w:rPr>
-        <w:t>（1de3f35f，</w:t>
-      </w:r>
-      <w:r>
-        <w:rPr>
-          <w:rFonts w:hint="eastAsia" w:ascii="Times New Roman" w:hAnsi="Times New Roman" w:eastAsia="FangSong" w:cs="Times New Roman"/>
-        </w:rPr>
-        <w:t>蔗糖结构</w:t>
-      </w:r>
-      <w:r>
-        <w:rPr>
-          <w:rFonts w:hint="eastAsia" w:ascii="Times New Roman" w:hAnsi="Times New Roman" w:eastAsia="Times New Roman" w:cs="Times New Roman"/>
-        </w:rPr>
-        <w:t>）</w:t>
-      </w:r>
-      <w:r>
-        <w:rPr>
-          <w:rFonts w:hint="eastAsia" w:ascii="Times New Roman" w:hAnsi="Times New Roman" w:eastAsia="FangSong" w:cs="Times New Roman"/>
-        </w:rPr>
-        <w:t>实为</w:t>
-      </w:r>
-      <w:r>
-        <w:rPr>
-          <w:rFonts w:ascii="Times New Roman" w:hAnsi="Times New Roman" w:eastAsia="Times New Roman" w:cs="Times New Roman"/>
-        </w:rPr>
-        <w:t xml:space="preserve"> (4)</w:t>
-      </w:r>
-      <w:r>
-        <w:rPr>
-          <w:rFonts w:hint="eastAsia" w:ascii="Times New Roman" w:hAnsi="Times New Roman" w:eastAsia="Times New Roman" w:cs="Times New Roman"/>
-        </w:rPr>
-        <w:t>“</w:t>
-      </w:r>
-      <w:r>
-        <w:rPr>
-          <w:rFonts w:hint="eastAsia" w:ascii="Times New Roman" w:hAnsi="Times New Roman" w:eastAsia="FangSong" w:cs="Times New Roman"/>
-        </w:rPr>
-        <w:t>结构如下图所示</w:t>
-      </w:r>
-      <w:r>
-        <w:rPr>
-          <w:rFonts w:hint="eastAsia" w:ascii="Times New Roman" w:hAnsi="Times New Roman" w:eastAsia="Times New Roman" w:cs="Times New Roman"/>
-        </w:rPr>
-        <w:t>”</w:t>
-      </w:r>
-      <w:r>
-        <w:rPr>
-          <w:rFonts w:hint="eastAsia" w:ascii="Times New Roman" w:hAnsi="Times New Roman" w:eastAsia="FangSong" w:cs="Times New Roman"/>
-        </w:rPr>
-        <w:t>之答案图</w:t>
-      </w:r>
-      <w:r>
-        <w:rPr>
-          <w:rFonts w:hint="eastAsia" w:ascii="Times New Roman" w:hAnsi="Times New Roman" w:eastAsia="Times New Roman" w:cs="Times New Roman"/>
-        </w:rPr>
-        <w:t>，OCR</w:t>
-      </w:r>
-      <w:r>
-        <w:rPr>
-          <w:rFonts w:ascii="Times New Roman" w:hAnsi="Times New Roman" w:eastAsia="Times New Roman" w:cs="Times New Roman"/>
-        </w:rPr>
-        <w:t xml:space="preserve"> </w:t>
-      </w:r>
-      <w:r>
-        <w:rPr>
-          <w:rFonts w:hint="eastAsia" w:ascii="Times New Roman" w:hAnsi="Times New Roman" w:eastAsia="FangSong" w:cs="Times New Roman"/>
-        </w:rPr>
-        <w:t xml:space="preserve">浮动于</w:t>
-      </w:r>
-      <w:r>
-        <w:rPr>
-          <w:rFonts w:ascii="Times New Roman" w:hAnsi="Times New Roman" w:eastAsia="Times New Roman" w:cs="Times New Roman"/>
-        </w:rPr>
-        <w:t xml:space="preserve"> (4) </w:t>
-      </w:r>
-      <w:r>
-        <w:rPr>
-          <w:rFonts w:hint="eastAsia" w:ascii="Times New Roman" w:hAnsi="Times New Roman" w:eastAsia="FangSong" w:cs="Times New Roman"/>
-        </w:rPr>
-        <w:t>题面之前</w:t>
-      </w:r>
-      <w:r>
-        <w:rPr>
-          <w:rFonts w:hint="eastAsia" w:ascii="Times New Roman" w:hAnsi="Times New Roman" w:eastAsia="Times New Roman" w:cs="Times New Roman"/>
-        </w:rPr>
-        <w:t>，</w:t>
-      </w:r>
-      <w:r>
-        <w:rPr>
-          <w:rFonts w:hint="eastAsia" w:ascii="Times New Roman" w:hAnsi="Times New Roman" w:eastAsia="FangSong" w:cs="Times New Roman"/>
-        </w:rPr>
-        <w:t>已按内容归位至答案区</w:t>
-      </w:r>
-      <w:r>
-        <w:rPr>
-          <w:rFonts w:hint="eastAsia" w:ascii="Times New Roman" w:hAnsi="Times New Roman" w:eastAsia="Times New Roman" w:cs="Times New Roman"/>
-        </w:rPr>
-        <w:t>。</w:t>
       </w:r>
     </w:p>
     <w:p>

--- a/00-首页/题组Word/习题书/第三篇-有机化学/9-杂环化合物与含杂原子有机物-学生版.docx
+++ b/00-首页/题组Word/习题书/第三篇-有机化学/9-杂环化合物与含杂原子有机物-学生版.docx
@@ -159,7 +159,7 @@
         </w:rPr>
         <w:drawing>
           <wp:inline>
-            <wp:extent cx="3600000" cy="2014507"/>
+            <wp:extent cx="3349784" cy="2014507"/>
             <wp:effectExtent b="0" l="0" r="0" t="0"/>
             <wp:docPr descr="" title="" id="11" name="Picture"/>
             <a:graphic>
@@ -180,7 +180,7 @@
                   <pic:spPr bwMode="auto">
                     <a:xfrm>
                       <a:off x="0" y="0"/>
-                      <a:ext cx="3600000" cy="2014507"/>
+                      <a:ext cx="3349784" cy="2014507"/>
                     </a:xfrm>
                     <a:prstGeom prst="rect">
                       <a:avLst/>
@@ -201,6 +201,21 @@
     </w:p>
     <w:p>
       <w:pPr>
+        <w:spacing w:before="0" w:after="0"/>
+      </w:pPr>
+    </w:p>
+    <w:p>
+      <w:pPr>
+        <w:spacing w:before="0" w:after="0"/>
+      </w:pPr>
+    </w:p>
+    <w:p>
+      <w:pPr>
+        <w:spacing w:before="0" w:after="0"/>
+      </w:pPr>
+    </w:p>
+    <w:p>
+      <w:pPr>
         <w:spacing w:before="160" w:after="80"/>
       </w:pPr>
       <w:r>
@@ -252,7 +267,7 @@
         </w:rPr>
         <w:drawing>
           <wp:inline>
-            <wp:extent cx="3600000" cy="681399"/>
+            <wp:extent cx="3600000" cy="681188"/>
             <wp:effectExtent b="0" l="0" r="0" t="0"/>
             <wp:docPr descr="" title="" id="15" name="Picture"/>
             <a:graphic>
@@ -273,7 +288,7 @@
                   <pic:spPr bwMode="auto">
                     <a:xfrm>
                       <a:off x="0" y="0"/>
-                      <a:ext cx="3600000" cy="681399"/>
+                      <a:ext cx="3600000" cy="681188"/>
                     </a:xfrm>
                     <a:prstGeom prst="rect">
                       <a:avLst/>
@@ -319,6 +334,46 @@
     </w:p>
     <w:p>
       <w:pPr>
+        <w:spacing w:before="0" w:after="0"/>
+      </w:pPr>
+    </w:p>
+    <w:p>
+      <w:pPr>
+        <w:spacing w:before="0" w:after="0"/>
+      </w:pPr>
+    </w:p>
+    <w:p>
+      <w:pPr>
+        <w:spacing w:before="0" w:after="0"/>
+      </w:pPr>
+    </w:p>
+    <w:p>
+      <w:pPr>
+        <w:spacing w:before="0" w:after="0"/>
+      </w:pPr>
+    </w:p>
+    <w:p>
+      <w:pPr>
+        <w:spacing w:before="0" w:after="0"/>
+      </w:pPr>
+    </w:p>
+    <w:p>
+      <w:pPr>
+        <w:spacing w:before="0" w:after="0"/>
+      </w:pPr>
+    </w:p>
+    <w:p>
+      <w:pPr>
+        <w:spacing w:before="0" w:after="0"/>
+      </w:pPr>
+    </w:p>
+    <w:p>
+      <w:pPr>
+        <w:spacing w:before="0" w:after="0"/>
+      </w:pPr>
+    </w:p>
+    <w:p>
+      <w:pPr>
         <w:spacing w:before="160" w:after="80"/>
       </w:pPr>
       <w:r>
@@ -370,7 +425,7 @@
         </w:rPr>
         <w:drawing>
           <wp:inline>
-            <wp:extent cx="3600000" cy="901185"/>
+            <wp:extent cx="3600000" cy="867984"/>
             <wp:effectExtent b="0" l="0" r="0" t="0"/>
             <wp:docPr descr="" title="" id="19" name="Picture"/>
             <a:graphic>
@@ -391,7 +446,7 @@
                   <pic:spPr bwMode="auto">
                     <a:xfrm>
                       <a:off x="0" y="0"/>
-                      <a:ext cx="3600000" cy="901185"/>
+                      <a:ext cx="3600000" cy="867984"/>
                     </a:xfrm>
                     <a:prstGeom prst="rect">
                       <a:avLst/>
@@ -434,6 +489,46 @@
         </w:rPr>
         <w:t xml:space="preserve"> the order of events and the choice of bases in this sequence involving selective lithiation of a substituted furan.</w:t>
       </w:r>
+    </w:p>
+    <w:p>
+      <w:pPr>
+        <w:spacing w:before="0" w:after="0"/>
+      </w:pPr>
+    </w:p>
+    <w:p>
+      <w:pPr>
+        <w:spacing w:before="0" w:after="0"/>
+      </w:pPr>
+    </w:p>
+    <w:p>
+      <w:pPr>
+        <w:spacing w:before="0" w:after="0"/>
+      </w:pPr>
+    </w:p>
+    <w:p>
+      <w:pPr>
+        <w:spacing w:before="0" w:after="0"/>
+      </w:pPr>
+    </w:p>
+    <w:p>
+      <w:pPr>
+        <w:spacing w:before="0" w:after="0"/>
+      </w:pPr>
+    </w:p>
+    <w:p>
+      <w:pPr>
+        <w:spacing w:before="0" w:after="0"/>
+      </w:pPr>
+    </w:p>
+    <w:p>
+      <w:pPr>
+        <w:spacing w:before="0" w:after="0"/>
+      </w:pPr>
+    </w:p>
+    <w:p>
+      <w:pPr>
+        <w:spacing w:before="0" w:after="0"/>
+      </w:pPr>
     </w:p>
     <w:p>
       <w:pPr>
@@ -2512,7 +2607,7 @@
         </w:rPr>
         <w:drawing>
           <wp:inline>
-            <wp:extent cx="3600000" cy="1105393"/>
+            <wp:extent cx="3600000" cy="1090456"/>
             <wp:effectExtent b="0" l="0" r="0" t="0"/>
             <wp:docPr descr="" title="" id="27" name="Picture"/>
             <a:graphic>
@@ -2533,7 +2628,7 @@
                   <pic:spPr bwMode="auto">
                     <a:xfrm>
                       <a:off x="0" y="0"/>
-                      <a:ext cx="3600000" cy="1105393"/>
+                      <a:ext cx="3600000" cy="1090456"/>
                     </a:xfrm>
                     <a:prstGeom prst="rect">
                       <a:avLst/>
@@ -2723,6 +2818,31 @@
     </w:p>
     <w:p>
       <w:pPr>
+        <w:spacing w:before="0" w:after="0"/>
+      </w:pPr>
+    </w:p>
+    <w:p>
+      <w:pPr>
+        <w:spacing w:before="0" w:after="0"/>
+      </w:pPr>
+    </w:p>
+    <w:p>
+      <w:pPr>
+        <w:spacing w:before="0" w:after="0"/>
+      </w:pPr>
+    </w:p>
+    <w:p>
+      <w:pPr>
+        <w:spacing w:before="0" w:after="0"/>
+      </w:pPr>
+    </w:p>
+    <w:p>
+      <w:pPr>
+        <w:spacing w:before="0" w:after="0"/>
+      </w:pPr>
+    </w:p>
+    <w:p>
+      <w:pPr>
         <w:spacing w:before="160" w:after="80"/>
       </w:pPr>
       <w:r>
@@ -2974,6 +3094,8 @@
     <w:p>
       <w:pPr>
         <w:pStyle w:val="BodyText"/>
+        <w:ind w:left="480" w:hanging="480"/>
+        <w:spacing w:after="0"/>
       </w:pPr>
       <w:r>
         <w:rPr>
@@ -2993,6 +3115,13 @@
         </w:rPr>
         <w:t xml:space="preserve"> </w:t>
       </w:r>
+    </w:p>
+    <w:p>
+      <w:pPr>
+        <w:pStyle w:val="BodyText"/>
+        <w:ind w:left="480" w:hanging="480"/>
+        <w:spacing w:before="0" w:after="0"/>
+      </w:pPr>
       <w:r>
         <w:rPr>
           <w:rFonts w:ascii="Times New Roman" w:hAnsi="Times New Roman" w:eastAsia="Times New Roman" w:cs="Times New Roman"/>
@@ -3011,6 +3140,13 @@
         </w:rPr>
         <w:t xml:space="preserve"> </w:t>
       </w:r>
+    </w:p>
+    <w:p>
+      <w:pPr>
+        <w:pStyle w:val="BodyText"/>
+        <w:ind w:left="480" w:hanging="480"/>
+        <w:spacing w:before="0" w:after="0"/>
+      </w:pPr>
       <w:r>
         <w:rPr>
           <w:rFonts w:ascii="Times New Roman" w:hAnsi="Times New Roman" w:eastAsia="Times New Roman" w:cs="Times New Roman"/>
@@ -3029,6 +3165,13 @@
         </w:rPr>
         <w:t xml:space="preserve"> </w:t>
       </w:r>
+    </w:p>
+    <w:p>
+      <w:pPr>
+        <w:pStyle w:val="BodyText"/>
+        <w:ind w:left="480" w:hanging="480"/>
+        <w:spacing w:before="0" w:after="180"/>
+      </w:pPr>
       <w:r>
         <w:rPr>
           <w:rFonts w:ascii="Times New Roman" w:hAnsi="Times New Roman" w:eastAsia="Times New Roman" w:cs="Times New Roman"/>
@@ -3041,6 +3184,16 @@
         </w:rPr>
         <w:t xml:space="preserve">可以使紫色石蕊试液变红</w:t>
       </w:r>
+    </w:p>
+    <w:p>
+      <w:pPr>
+        <w:spacing w:before="0" w:after="0"/>
+      </w:pPr>
+    </w:p>
+    <w:p>
+      <w:pPr>
+        <w:spacing w:before="0" w:after="0"/>
+      </w:pPr>
     </w:p>
     <w:p>
       <w:pPr>
@@ -3128,6 +3281,8 @@
     <w:p>
       <w:pPr>
         <w:pStyle w:val="BodyText"/>
+        <w:ind w:left="480" w:hanging="480"/>
+        <w:spacing w:after="0"/>
       </w:pPr>
       <w:r>
         <w:rPr>
@@ -3147,6 +3302,13 @@
         </w:rPr>
         <w:t xml:space="preserve"> </w:t>
       </w:r>
+    </w:p>
+    <w:p>
+      <w:pPr>
+        <w:pStyle w:val="BodyText"/>
+        <w:ind w:left="480" w:hanging="480"/>
+        <w:spacing w:before="0" w:after="0"/>
+      </w:pPr>
       <w:r>
         <w:rPr>
           <w:rFonts w:ascii="Times New Roman" w:hAnsi="Times New Roman" w:eastAsia="Times New Roman" w:cs="Times New Roman"/>
@@ -3165,6 +3327,13 @@
         </w:rPr>
         <w:t xml:space="preserve"> </w:t>
       </w:r>
+    </w:p>
+    <w:p>
+      <w:pPr>
+        <w:pStyle w:val="BodyText"/>
+        <w:ind w:left="480" w:hanging="480"/>
+        <w:spacing w:before="0" w:after="0"/>
+      </w:pPr>
       <w:r>
         <w:rPr>
           <w:rFonts w:ascii="Times New Roman" w:hAnsi="Times New Roman" w:eastAsia="Times New Roman" w:cs="Times New Roman"/>
@@ -3183,6 +3352,13 @@
         </w:rPr>
         <w:t xml:space="preserve"> </w:t>
       </w:r>
+    </w:p>
+    <w:p>
+      <w:pPr>
+        <w:pStyle w:val="BodyText"/>
+        <w:ind w:left="480" w:hanging="480"/>
+        <w:spacing w:before="0" w:after="180"/>
+      </w:pPr>
       <w:r>
         <w:rPr>
           <w:rFonts w:ascii="Times New Roman" w:hAnsi="Times New Roman" w:eastAsia="Times New Roman" w:cs="Times New Roman"/>
@@ -3195,6 +3371,16 @@
         </w:rPr>
         <w:t xml:space="preserve">蛋白质溶液遇硫酸铜后产生的沉淀能重新溶解于水</w:t>
       </w:r>
+    </w:p>
+    <w:p>
+      <w:pPr>
+        <w:spacing w:before="0" w:after="0"/>
+      </w:pPr>
+    </w:p>
+    <w:p>
+      <w:pPr>
+        <w:spacing w:before="0" w:after="0"/>
+      </w:pPr>
     </w:p>
     <w:p>
       <w:pPr>
@@ -3406,6 +3592,31 @@
     </w:p>
     <w:p>
       <w:pPr>
+        <w:spacing w:before="0" w:after="0"/>
+      </w:pPr>
+    </w:p>
+    <w:p>
+      <w:pPr>
+        <w:spacing w:before="0" w:after="0"/>
+      </w:pPr>
+    </w:p>
+    <w:p>
+      <w:pPr>
+        <w:spacing w:before="0" w:after="0"/>
+      </w:pPr>
+    </w:p>
+    <w:p>
+      <w:pPr>
+        <w:spacing w:before="0" w:after="0"/>
+      </w:pPr>
+    </w:p>
+    <w:p>
+      <w:pPr>
+        <w:spacing w:before="0" w:after="0"/>
+      </w:pPr>
+    </w:p>
+    <w:p>
+      <w:pPr>
         <w:spacing w:before="160" w:after="80"/>
       </w:pPr>
       <w:r>
@@ -3889,6 +4100,31 @@
     </w:p>
     <w:p>
       <w:pPr>
+        <w:spacing w:before="0" w:after="0"/>
+      </w:pPr>
+    </w:p>
+    <w:p>
+      <w:pPr>
+        <w:spacing w:before="0" w:after="0"/>
+      </w:pPr>
+    </w:p>
+    <w:p>
+      <w:pPr>
+        <w:spacing w:before="0" w:after="0"/>
+      </w:pPr>
+    </w:p>
+    <w:p>
+      <w:pPr>
+        <w:spacing w:before="0" w:after="0"/>
+      </w:pPr>
+    </w:p>
+    <w:p>
+      <w:pPr>
+        <w:spacing w:before="0" w:after="0"/>
+      </w:pPr>
+    </w:p>
+    <w:p>
+      <w:pPr>
         <w:spacing w:before="160" w:after="80"/>
       </w:pPr>
       <w:r>
@@ -4109,7 +4345,7 @@
         </w:rPr>
         <w:drawing>
           <wp:inline>
-            <wp:extent cx="3600000" cy="1482568"/>
+            <wp:extent cx="3600000" cy="1449640"/>
             <wp:effectExtent b="0" l="0" r="0" t="0"/>
             <wp:docPr descr="" title="" id="38" name="Picture"/>
             <a:graphic>
@@ -4130,7 +4366,7 @@
                   <pic:spPr bwMode="auto">
                     <a:xfrm>
                       <a:off x="0" y="0"/>
-                      <a:ext cx="3600000" cy="1482568"/>
+                      <a:ext cx="3600000" cy="1449640"/>
                     </a:xfrm>
                     <a:prstGeom prst="rect">
                       <a:avLst/>
@@ -4151,6 +4387,46 @@
     </w:p>
     <w:p>
       <w:pPr>
+        <w:spacing w:before="0" w:after="0"/>
+      </w:pPr>
+    </w:p>
+    <w:p>
+      <w:pPr>
+        <w:spacing w:before="0" w:after="0"/>
+      </w:pPr>
+    </w:p>
+    <w:p>
+      <w:pPr>
+        <w:spacing w:before="0" w:after="0"/>
+      </w:pPr>
+    </w:p>
+    <w:p>
+      <w:pPr>
+        <w:spacing w:before="0" w:after="0"/>
+      </w:pPr>
+    </w:p>
+    <w:p>
+      <w:pPr>
+        <w:spacing w:before="0" w:after="0"/>
+      </w:pPr>
+    </w:p>
+    <w:p>
+      <w:pPr>
+        <w:spacing w:before="0" w:after="0"/>
+      </w:pPr>
+    </w:p>
+    <w:p>
+      <w:pPr>
+        <w:spacing w:before="0" w:after="0"/>
+      </w:pPr>
+    </w:p>
+    <w:p>
+      <w:pPr>
+        <w:spacing w:before="0" w:after="0"/>
+      </w:pPr>
+    </w:p>
+    <w:p>
+      <w:pPr>
         <w:spacing w:before="160" w:after="80"/>
       </w:pPr>
       <w:r>
@@ -4285,7 +4561,7 @@
         </w:rPr>
         <w:drawing>
           <wp:inline>
-            <wp:extent cx="3600000" cy="1062785"/>
+            <wp:extent cx="3600000" cy="1012856"/>
             <wp:effectExtent b="0" l="0" r="0" t="0"/>
             <wp:docPr descr="" title="" id="42" name="Picture"/>
             <a:graphic>
@@ -4306,7 +4582,7 @@
                   <pic:spPr bwMode="auto">
                     <a:xfrm>
                       <a:off x="0" y="0"/>
-                      <a:ext cx="3600000" cy="1062785"/>
+                      <a:ext cx="3600000" cy="1012856"/>
                     </a:xfrm>
                     <a:prstGeom prst="rect">
                       <a:avLst/>
@@ -4327,6 +4603,46 @@
     </w:p>
     <w:p>
       <w:pPr>
+        <w:spacing w:before="0" w:after="0"/>
+      </w:pPr>
+    </w:p>
+    <w:p>
+      <w:pPr>
+        <w:spacing w:before="0" w:after="0"/>
+      </w:pPr>
+    </w:p>
+    <w:p>
+      <w:pPr>
+        <w:spacing w:before="0" w:after="0"/>
+      </w:pPr>
+    </w:p>
+    <w:p>
+      <w:pPr>
+        <w:spacing w:before="0" w:after="0"/>
+      </w:pPr>
+    </w:p>
+    <w:p>
+      <w:pPr>
+        <w:spacing w:before="0" w:after="0"/>
+      </w:pPr>
+    </w:p>
+    <w:p>
+      <w:pPr>
+        <w:spacing w:before="0" w:after="0"/>
+      </w:pPr>
+    </w:p>
+    <w:p>
+      <w:pPr>
+        <w:spacing w:before="0" w:after="0"/>
+      </w:pPr>
+    </w:p>
+    <w:p>
+      <w:pPr>
+        <w:spacing w:before="0" w:after="0"/>
+      </w:pPr>
+    </w:p>
+    <w:p>
+      <w:pPr>
         <w:spacing w:before="160" w:after="80"/>
       </w:pPr>
       <w:r>
@@ -4491,7 +4807,7 @@
         </w:rPr>
         <w:drawing>
           <wp:inline>
-            <wp:extent cx="3600000" cy="1973360"/>
+            <wp:extent cx="3600000" cy="1935282"/>
             <wp:effectExtent b="0" l="0" r="0" t="0"/>
             <wp:docPr descr="" title="" id="46" name="Picture"/>
             <a:graphic>
@@ -4512,7 +4828,7 @@
                   <pic:spPr bwMode="auto">
                     <a:xfrm>
                       <a:off x="0" y="0"/>
-                      <a:ext cx="3600000" cy="1973360"/>
+                      <a:ext cx="3600000" cy="1935282"/>
                     </a:xfrm>
                     <a:prstGeom prst="rect">
                       <a:avLst/>
@@ -4533,6 +4849,31 @@
     </w:p>
     <w:p>
       <w:pPr>
+        <w:spacing w:before="0" w:after="0"/>
+      </w:pPr>
+    </w:p>
+    <w:p>
+      <w:pPr>
+        <w:spacing w:before="0" w:after="0"/>
+      </w:pPr>
+    </w:p>
+    <w:p>
+      <w:pPr>
+        <w:spacing w:before="0" w:after="0"/>
+      </w:pPr>
+    </w:p>
+    <w:p>
+      <w:pPr>
+        <w:spacing w:before="0" w:after="0"/>
+      </w:pPr>
+    </w:p>
+    <w:p>
+      <w:pPr>
+        <w:spacing w:before="0" w:after="0"/>
+      </w:pPr>
+    </w:p>
+    <w:p>
+      <w:pPr>
         <w:spacing w:before="160" w:after="80"/>
       </w:pPr>
       <w:r>
@@ -4691,7 +5032,7 @@
         </w:rPr>
         <w:drawing>
           <wp:inline>
-            <wp:extent cx="3600000" cy="1658426"/>
+            <wp:extent cx="3600000" cy="1656818"/>
             <wp:effectExtent b="0" l="0" r="0" t="0"/>
             <wp:docPr descr="" title="" id="50" name="Picture"/>
             <a:graphic>
@@ -4712,7 +5053,7 @@
                   <pic:spPr bwMode="auto">
                     <a:xfrm>
                       <a:off x="0" y="0"/>
-                      <a:ext cx="3600000" cy="1658426"/>
+                      <a:ext cx="3600000" cy="1656818"/>
                     </a:xfrm>
                     <a:prstGeom prst="rect">
                       <a:avLst/>
@@ -4758,6 +5099,46 @@
     </w:p>
     <w:p>
       <w:pPr>
+        <w:spacing w:before="0" w:after="0"/>
+      </w:pPr>
+    </w:p>
+    <w:p>
+      <w:pPr>
+        <w:spacing w:before="0" w:after="0"/>
+      </w:pPr>
+    </w:p>
+    <w:p>
+      <w:pPr>
+        <w:spacing w:before="0" w:after="0"/>
+      </w:pPr>
+    </w:p>
+    <w:p>
+      <w:pPr>
+        <w:spacing w:before="0" w:after="0"/>
+      </w:pPr>
+    </w:p>
+    <w:p>
+      <w:pPr>
+        <w:spacing w:before="0" w:after="0"/>
+      </w:pPr>
+    </w:p>
+    <w:p>
+      <w:pPr>
+        <w:spacing w:before="0" w:after="0"/>
+      </w:pPr>
+    </w:p>
+    <w:p>
+      <w:pPr>
+        <w:spacing w:before="0" w:after="0"/>
+      </w:pPr>
+    </w:p>
+    <w:p>
+      <w:pPr>
+        <w:spacing w:before="0" w:after="0"/>
+      </w:pPr>
+    </w:p>
+    <w:p>
+      <w:pPr>
         <w:spacing w:before="160" w:after="80"/>
       </w:pPr>
       <w:r>
@@ -4886,7 +5267,7 @@
         </w:rPr>
         <w:drawing>
           <wp:inline>
-            <wp:extent cx="3600000" cy="523636"/>
+            <wp:extent cx="3600000" cy="513566"/>
             <wp:effectExtent b="0" l="0" r="0" t="0"/>
             <wp:docPr descr="" title="" id="54" name="Picture"/>
             <a:graphic>
@@ -4907,7 +5288,7 @@
                   <pic:spPr bwMode="auto">
                     <a:xfrm>
                       <a:off x="0" y="0"/>
-                      <a:ext cx="3600000" cy="523636"/>
+                      <a:ext cx="3600000" cy="513566"/>
                     </a:xfrm>
                     <a:prstGeom prst="rect">
                       <a:avLst/>
@@ -4953,6 +5334,46 @@
     </w:p>
     <w:p>
       <w:pPr>
+        <w:spacing w:before="0" w:after="0"/>
+      </w:pPr>
+    </w:p>
+    <w:p>
+      <w:pPr>
+        <w:spacing w:before="0" w:after="0"/>
+      </w:pPr>
+    </w:p>
+    <w:p>
+      <w:pPr>
+        <w:spacing w:before="0" w:after="0"/>
+      </w:pPr>
+    </w:p>
+    <w:p>
+      <w:pPr>
+        <w:spacing w:before="0" w:after="0"/>
+      </w:pPr>
+    </w:p>
+    <w:p>
+      <w:pPr>
+        <w:spacing w:before="0" w:after="0"/>
+      </w:pPr>
+    </w:p>
+    <w:p>
+      <w:pPr>
+        <w:spacing w:before="0" w:after="0"/>
+      </w:pPr>
+    </w:p>
+    <w:p>
+      <w:pPr>
+        <w:spacing w:before="0" w:after="0"/>
+      </w:pPr>
+    </w:p>
+    <w:p>
+      <w:pPr>
+        <w:spacing w:before="0" w:after="0"/>
+      </w:pPr>
+    </w:p>
+    <w:p>
+      <w:pPr>
         <w:spacing w:before="160" w:after="80"/>
       </w:pPr>
       <w:r>
@@ -5165,7 +5586,7 @@
         </w:rPr>
         <w:drawing>
           <wp:inline>
-            <wp:extent cx="3600000" cy="1004120"/>
+            <wp:extent cx="3594293" cy="1004120"/>
             <wp:effectExtent b="0" l="0" r="0" t="0"/>
             <wp:docPr descr="" title="" id="58" name="Picture"/>
             <a:graphic>
@@ -5186,7 +5607,7 @@
                   <pic:spPr bwMode="auto">
                     <a:xfrm>
                       <a:off x="0" y="0"/>
-                      <a:ext cx="3600000" cy="1004120"/>
+                      <a:ext cx="3594293" cy="1004120"/>
                     </a:xfrm>
                     <a:prstGeom prst="rect">
                       <a:avLst/>
@@ -5207,6 +5628,46 @@
     </w:p>
     <w:p>
       <w:pPr>
+        <w:spacing w:before="0" w:after="0"/>
+      </w:pPr>
+    </w:p>
+    <w:p>
+      <w:pPr>
+        <w:spacing w:before="0" w:after="0"/>
+      </w:pPr>
+    </w:p>
+    <w:p>
+      <w:pPr>
+        <w:spacing w:before="0" w:after="0"/>
+      </w:pPr>
+    </w:p>
+    <w:p>
+      <w:pPr>
+        <w:spacing w:before="0" w:after="0"/>
+      </w:pPr>
+    </w:p>
+    <w:p>
+      <w:pPr>
+        <w:spacing w:before="0" w:after="0"/>
+      </w:pPr>
+    </w:p>
+    <w:p>
+      <w:pPr>
+        <w:spacing w:before="0" w:after="0"/>
+      </w:pPr>
+    </w:p>
+    <w:p>
+      <w:pPr>
+        <w:spacing w:before="0" w:after="0"/>
+      </w:pPr>
+    </w:p>
+    <w:p>
+      <w:pPr>
+        <w:spacing w:before="0" w:after="0"/>
+      </w:pPr>
+    </w:p>
+    <w:p>
+      <w:pPr>
         <w:spacing w:before="160" w:after="80"/>
       </w:pPr>
       <w:r>
@@ -5359,7 +5820,7 @@
         </w:rPr>
         <w:drawing>
           <wp:inline>
-            <wp:extent cx="3600000" cy="742952"/>
+            <wp:extent cx="3600000" cy="736913"/>
             <wp:effectExtent b="0" l="0" r="0" t="0"/>
             <wp:docPr descr="" title="" id="62" name="Picture"/>
             <a:graphic>
@@ -5380,7 +5841,7 @@
                   <pic:spPr bwMode="auto">
                     <a:xfrm>
                       <a:off x="0" y="0"/>
-                      <a:ext cx="3600000" cy="742952"/>
+                      <a:ext cx="3600000" cy="736913"/>
                     </a:xfrm>
                     <a:prstGeom prst="rect">
                       <a:avLst/>
@@ -5401,6 +5862,46 @@
     </w:p>
     <w:p>
       <w:pPr>
+        <w:spacing w:before="0" w:after="0"/>
+      </w:pPr>
+    </w:p>
+    <w:p>
+      <w:pPr>
+        <w:spacing w:before="0" w:after="0"/>
+      </w:pPr>
+    </w:p>
+    <w:p>
+      <w:pPr>
+        <w:spacing w:before="0" w:after="0"/>
+      </w:pPr>
+    </w:p>
+    <w:p>
+      <w:pPr>
+        <w:spacing w:before="0" w:after="0"/>
+      </w:pPr>
+    </w:p>
+    <w:p>
+      <w:pPr>
+        <w:spacing w:before="0" w:after="0"/>
+      </w:pPr>
+    </w:p>
+    <w:p>
+      <w:pPr>
+        <w:spacing w:before="0" w:after="0"/>
+      </w:pPr>
+    </w:p>
+    <w:p>
+      <w:pPr>
+        <w:spacing w:before="0" w:after="0"/>
+      </w:pPr>
+    </w:p>
+    <w:p>
+      <w:pPr>
+        <w:spacing w:before="0" w:after="0"/>
+      </w:pPr>
+    </w:p>
+    <w:p>
+      <w:pPr>
         <w:spacing w:before="160" w:after="80"/>
       </w:pPr>
       <w:r>
@@ -5609,7 +6110,7 @@
         </w:rPr>
         <w:drawing>
           <wp:inline>
-            <wp:extent cx="3600000" cy="707812"/>
+            <wp:extent cx="3590622" cy="707812"/>
             <wp:effectExtent b="0" l="0" r="0" t="0"/>
             <wp:docPr descr="" title="" id="66" name="Picture"/>
             <a:graphic>
@@ -5630,7 +6131,7 @@
                   <pic:spPr bwMode="auto">
                     <a:xfrm>
                       <a:off x="0" y="0"/>
-                      <a:ext cx="3600000" cy="707812"/>
+                      <a:ext cx="3590622" cy="707812"/>
                     </a:xfrm>
                     <a:prstGeom prst="rect">
                       <a:avLst/>
@@ -5908,6 +6409,31 @@
     </w:p>
     <w:p>
       <w:pPr>
+        <w:spacing w:before="0" w:after="0"/>
+      </w:pPr>
+    </w:p>
+    <w:p>
+      <w:pPr>
+        <w:spacing w:before="0" w:after="0"/>
+      </w:pPr>
+    </w:p>
+    <w:p>
+      <w:pPr>
+        <w:spacing w:before="0" w:after="0"/>
+      </w:pPr>
+    </w:p>
+    <w:p>
+      <w:pPr>
+        <w:spacing w:before="0" w:after="0"/>
+      </w:pPr>
+    </w:p>
+    <w:p>
+      <w:pPr>
+        <w:spacing w:before="0" w:after="0"/>
+      </w:pPr>
+    </w:p>
+    <w:p>
+      <w:pPr>
         <w:spacing w:before="160" w:after="80"/>
       </w:pPr>
       <w:r>
@@ -6078,6 +6604,21 @@
         </w:rPr>
         <w:t xml:space="preserve">？</w:t>
       </w:r>
+    </w:p>
+    <w:p>
+      <w:pPr>
+        <w:spacing w:before="0" w:after="0"/>
+      </w:pPr>
+    </w:p>
+    <w:p>
+      <w:pPr>
+        <w:spacing w:before="0" w:after="0"/>
+      </w:pPr>
+    </w:p>
+    <w:p>
+      <w:pPr>
+        <w:spacing w:before="0" w:after="0"/>
+      </w:pPr>
     </w:p>
     <w:p>
       <w:pPr>
@@ -6353,6 +6894,31 @@
           </wp:inline>
         </w:drawing>
       </w:r>
+    </w:p>
+    <w:p>
+      <w:pPr>
+        <w:spacing w:before="0" w:after="0"/>
+      </w:pPr>
+    </w:p>
+    <w:p>
+      <w:pPr>
+        <w:spacing w:before="0" w:after="0"/>
+      </w:pPr>
+    </w:p>
+    <w:p>
+      <w:pPr>
+        <w:spacing w:before="0" w:after="0"/>
+      </w:pPr>
+    </w:p>
+    <w:p>
+      <w:pPr>
+        <w:spacing w:before="0" w:after="0"/>
+      </w:pPr>
+    </w:p>
+    <w:p>
+      <w:pPr>
+        <w:spacing w:before="0" w:after="0"/>
+      </w:pPr>
     </w:p>
     <w:p>
       <w:pPr>
@@ -7197,7 +7763,7 @@
         </w:rPr>
         <w:drawing>
           <wp:inline>
-            <wp:extent cx="3600000" cy="1516981"/>
+            <wp:extent cx="3600000" cy="1494340"/>
             <wp:effectExtent b="0" l="0" r="0" t="0"/>
             <wp:docPr descr="" title="" id="78" name="Picture"/>
             <a:graphic>
@@ -7218,7 +7784,7 @@
                   <pic:spPr bwMode="auto">
                     <a:xfrm>
                       <a:off x="0" y="0"/>
-                      <a:ext cx="3600000" cy="1516981"/>
+                      <a:ext cx="3600000" cy="1494340"/>
                     </a:xfrm>
                     <a:prstGeom prst="rect">
                       <a:avLst/>
@@ -7348,6 +7914,46 @@
     </w:p>
     <w:p>
       <w:pPr>
+        <w:spacing w:before="0" w:after="0"/>
+      </w:pPr>
+    </w:p>
+    <w:p>
+      <w:pPr>
+        <w:spacing w:before="0" w:after="0"/>
+      </w:pPr>
+    </w:p>
+    <w:p>
+      <w:pPr>
+        <w:spacing w:before="0" w:after="0"/>
+      </w:pPr>
+    </w:p>
+    <w:p>
+      <w:pPr>
+        <w:spacing w:before="0" w:after="0"/>
+      </w:pPr>
+    </w:p>
+    <w:p>
+      <w:pPr>
+        <w:spacing w:before="0" w:after="0"/>
+      </w:pPr>
+    </w:p>
+    <w:p>
+      <w:pPr>
+        <w:spacing w:before="0" w:after="0"/>
+      </w:pPr>
+    </w:p>
+    <w:p>
+      <w:pPr>
+        <w:spacing w:before="0" w:after="0"/>
+      </w:pPr>
+    </w:p>
+    <w:p>
+      <w:pPr>
+        <w:spacing w:before="0" w:after="0"/>
+      </w:pPr>
+    </w:p>
+    <w:p>
+      <w:pPr>
         <w:spacing w:before="160" w:after="80"/>
       </w:pPr>
       <w:r>
@@ -7829,6 +8435,46 @@
     </w:p>
     <w:p>
       <w:pPr>
+        <w:spacing w:before="0" w:after="0"/>
+      </w:pPr>
+    </w:p>
+    <w:p>
+      <w:pPr>
+        <w:spacing w:before="0" w:after="0"/>
+      </w:pPr>
+    </w:p>
+    <w:p>
+      <w:pPr>
+        <w:spacing w:before="0" w:after="0"/>
+      </w:pPr>
+    </w:p>
+    <w:p>
+      <w:pPr>
+        <w:spacing w:before="0" w:after="0"/>
+      </w:pPr>
+    </w:p>
+    <w:p>
+      <w:pPr>
+        <w:spacing w:before="0" w:after="0"/>
+      </w:pPr>
+    </w:p>
+    <w:p>
+      <w:pPr>
+        <w:spacing w:before="0" w:after="0"/>
+      </w:pPr>
+    </w:p>
+    <w:p>
+      <w:pPr>
+        <w:spacing w:before="0" w:after="0"/>
+      </w:pPr>
+    </w:p>
+    <w:p>
+      <w:pPr>
+        <w:spacing w:before="0" w:after="0"/>
+      </w:pPr>
+    </w:p>
+    <w:p>
+      <w:pPr>
         <w:spacing w:before="160" w:after="80"/>
       </w:pPr>
       <w:r>
@@ -7913,6 +8559,8 @@
     <w:p>
       <w:pPr>
         <w:pStyle w:val="BodyText"/>
+        <w:ind w:left="480" w:hanging="480"/>
+        <w:spacing w:after="0"/>
       </w:pPr>
       <w:r>
         <w:rPr>
@@ -8128,6 +8776,13 @@
         </w:rPr>
         <w:t xml:space="preserve"> </w:t>
       </w:r>
+    </w:p>
+    <w:p>
+      <w:pPr>
+        <w:pStyle w:val="BodyText"/>
+        <w:ind w:left="480" w:hanging="480"/>
+        <w:spacing w:before="0" w:after="0"/>
+      </w:pPr>
       <w:r>
         <w:rPr>
           <w:rFonts w:ascii="Times New Roman" w:hAnsi="Times New Roman" w:eastAsia="Times New Roman" w:cs="Times New Roman"/>
@@ -8387,6 +9042,13 @@
         </w:rPr>
         <w:t xml:space="preserve"> </w:t>
       </w:r>
+    </w:p>
+    <w:p>
+      <w:pPr>
+        <w:pStyle w:val="BodyText"/>
+        <w:ind w:left="480" w:hanging="480"/>
+        <w:spacing w:before="0" w:after="0"/>
+      </w:pPr>
       <w:r>
         <w:rPr>
           <w:rFonts w:ascii="Times New Roman" w:hAnsi="Times New Roman" w:eastAsia="Times New Roman" w:cs="Times New Roman"/>
@@ -8649,6 +9311,13 @@
         </w:rPr>
         <w:t xml:space="preserve"> </w:t>
       </w:r>
+    </w:p>
+    <w:p>
+      <w:pPr>
+        <w:pStyle w:val="BodyText"/>
+        <w:ind w:left="480" w:hanging="480"/>
+        <w:spacing w:before="0" w:after="180"/>
+      </w:pPr>
       <w:r>
         <w:rPr>
           <w:rFonts w:ascii="Times New Roman" w:hAnsi="Times New Roman" w:eastAsia="Times New Roman" w:cs="Times New Roman"/>
@@ -8863,208 +9532,13 @@
     </w:p>
     <w:p>
       <w:pPr>
-        <w:pStyle w:val="BlockText"/>
-      </w:pPr>
-      <w:r>
-        <w:rPr>
-          <w:rFonts w:hint="eastAsia" w:ascii="Times New Roman" w:hAnsi="Times New Roman" w:eastAsia="FangSong" w:cs="Times New Roman"/>
-          <w:b/>
-          <w:bCs/>
-        </w:rPr>
-        <w:t xml:space="preserve">校勘注</w:t>
-      </w:r>
-      <w:r>
-        <w:rPr>
-          <w:rFonts w:hint="eastAsia" w:ascii="Times New Roman" w:hAnsi="Times New Roman" w:eastAsia="Times New Roman" w:cs="Times New Roman"/>
-        </w:rPr>
-        <w:t>：</w:t>
-      </w:r>
-      <w:r>
-        <w:rPr>
-          <w:rFonts w:hint="eastAsia" w:ascii="Times New Roman" w:hAnsi="Times New Roman" w:eastAsia="FangSong" w:cs="Times New Roman"/>
-        </w:rPr>
-        <w:t>原书选项为竖排结构式</w:t>
-      </w:r>
-      <w:r>
-        <w:rPr>
-          <w:rFonts w:hint="eastAsia" w:ascii="Times New Roman" w:hAnsi="Times New Roman" w:eastAsia="Times New Roman" w:cs="Times New Roman"/>
-        </w:rPr>
-        <w:t>，OCR</w:t>
-      </w:r>
-      <w:r>
-        <w:rPr>
-          <w:rFonts w:ascii="Times New Roman" w:hAnsi="Times New Roman" w:eastAsia="Times New Roman" w:cs="Times New Roman"/>
-        </w:rPr>
-        <w:t xml:space="preserve"> </w:t>
-      </w:r>
-      <w:r>
-        <w:rPr>
-          <w:rFonts w:hint="eastAsia" w:ascii="Times New Roman" w:hAnsi="Times New Roman" w:eastAsia="FangSong" w:cs="Times New Roman"/>
-        </w:rPr>
-        <w:t>拍扁为横排残段</w:t>
-      </w:r>
-      <w:r>
-        <w:rPr>
-          <w:rFonts w:hint="eastAsia" w:ascii="Times New Roman" w:hAnsi="Times New Roman" w:eastAsia="Times New Roman" w:cs="Times New Roman"/>
-        </w:rPr>
-        <w:t>；</w:t>
-      </w:r>
-      <w:r>
-        <w:rPr>
-          <w:rFonts w:hint="eastAsia" w:ascii="Times New Roman" w:hAnsi="Times New Roman" w:eastAsia="FangSong" w:cs="Times New Roman"/>
-        </w:rPr>
-        <w:t>按</w:t>
-      </w:r>
-      <w:r>
-        <w:rPr>
-          <w:rFonts w:hint="eastAsia" w:ascii="Times New Roman" w:hAnsi="Times New Roman" w:eastAsia="Times New Roman" w:cs="Times New Roman"/>
-        </w:rPr>
-        <w:t>”A＝</w:t>
-      </w:r>
-      <w:r>
-        <w:rPr>
-          <w:rFonts w:hint="eastAsia" w:ascii="Times New Roman" w:hAnsi="Times New Roman" w:eastAsia="FangSong" w:cs="Times New Roman"/>
-        </w:rPr>
-        <w:t>葡萄糖原形</w:t>
-      </w:r>
-      <w:r>
-        <w:rPr>
-          <w:rFonts w:hint="eastAsia" w:ascii="Times New Roman" w:hAnsi="Times New Roman" w:eastAsia="Times New Roman" w:cs="Times New Roman"/>
-        </w:rPr>
-        <w:t>（OH×5＋</w:t>
-      </w:r>
-      <w:r>
-        <w:rPr>
-          <w:rFonts w:hint="eastAsia" w:ascii="Times New Roman" w:hAnsi="Times New Roman" w:eastAsia="FangSong" w:cs="Times New Roman"/>
-        </w:rPr>
-        <w:t>端醛</w:t>
-      </w:r>
-      <w:r>
-        <w:rPr>
-          <w:rFonts w:ascii="Times New Roman" w:hAnsi="Times New Roman" w:eastAsia="Times New Roman" w:cs="Times New Roman"/>
-        </w:rPr>
-        <w:t xml:space="preserve"> </w:t>
-      </w:r>
-      <w:r>
-        <w:rPr>
-          <w:rFonts w:hint="eastAsia" w:ascii="Times New Roman" w:hAnsi="Times New Roman" w:eastAsia="Times New Roman" w:cs="Times New Roman"/>
-        </w:rPr>
-        <w:t>O）、B＝</w:t>
-      </w:r>
-      <w:r>
-        <w:rPr>
-          <w:rFonts w:hint="eastAsia" w:ascii="Times New Roman" w:hAnsi="Times New Roman" w:eastAsia="FangSong" w:cs="Times New Roman"/>
-        </w:rPr>
-        <w:t>氨基</w:t>
-      </w:r>
-      <w:r>
-        <w:rPr>
-          <w:rFonts w:hint="eastAsia" w:ascii="Times New Roman" w:hAnsi="Times New Roman" w:eastAsia="Times New Roman" w:cs="Times New Roman"/>
-        </w:rPr>
-        <w:t>×5＋</w:t>
-      </w:r>
-      <w:r>
-        <w:rPr>
-          <w:rFonts w:hint="eastAsia" w:ascii="Times New Roman" w:hAnsi="Times New Roman" w:eastAsia="FangSong" w:cs="Times New Roman"/>
-        </w:rPr>
-        <w:t>端</w:t>
-      </w:r>
-      <w:r>
-        <w:rPr>
-          <w:rFonts w:ascii="Times New Roman" w:hAnsi="Times New Roman" w:eastAsia="Times New Roman" w:cs="Times New Roman"/>
-        </w:rPr>
-        <w:t xml:space="preserve"> </w:t>
-      </w:r>
-      <w:r>
-        <w:rPr>
-          <w:rFonts w:hint="eastAsia" w:ascii="Times New Roman" w:hAnsi="Times New Roman" w:eastAsia="Times New Roman" w:cs="Times New Roman"/>
-        </w:rPr>
-        <w:t>O、C＝</w:t>
-      </w:r>
-      <w:r>
-        <w:rPr>
-          <w:rFonts w:hint="eastAsia" w:ascii="Times New Roman" w:hAnsi="Times New Roman" w:eastAsia="FangSong" w:cs="Times New Roman"/>
-        </w:rPr>
-        <w:t>氨基</w:t>
-      </w:r>
-      <w:r>
-        <w:rPr>
-          <w:rFonts w:hint="eastAsia" w:ascii="Times New Roman" w:hAnsi="Times New Roman" w:eastAsia="Times New Roman" w:cs="Times New Roman"/>
-        </w:rPr>
-        <w:t>×5＋</w:t>
-      </w:r>
-      <w:r>
-        <w:rPr>
-          <w:rFonts w:hint="eastAsia" w:ascii="Times New Roman" w:hAnsi="Times New Roman" w:eastAsia="FangSong" w:cs="Times New Roman"/>
-        </w:rPr>
-        <w:t>端</w:t>
-      </w:r>
-      <w:r>
-        <w:rPr>
-          <w:rFonts w:ascii="Times New Roman" w:hAnsi="Times New Roman" w:eastAsia="Times New Roman" w:cs="Times New Roman"/>
-        </w:rPr>
-        <w:t xml:space="preserve"> </w:t>
-      </w:r>
-      <w:r>
-        <w:rPr>
-          <w:rFonts w:hint="eastAsia" w:ascii="Times New Roman" w:hAnsi="Times New Roman" w:eastAsia="Times New Roman" w:cs="Times New Roman"/>
-        </w:rPr>
-        <w:t>NH、D＝</w:t>
-      </w:r>
-      <w:r>
-        <w:rPr>
-          <w:rFonts w:hint="eastAsia" w:ascii="Times New Roman" w:hAnsi="Times New Roman" w:eastAsia="FangSong" w:cs="Times New Roman"/>
-        </w:rPr>
-        <w:t>羟基</w:t>
-      </w:r>
-      <w:r>
-        <w:rPr>
-          <w:rFonts w:hint="eastAsia" w:ascii="Times New Roman" w:hAnsi="Times New Roman" w:eastAsia="Times New Roman" w:cs="Times New Roman"/>
-        </w:rPr>
-        <w:t>×5＋</w:t>
-      </w:r>
-      <w:r>
-        <w:rPr>
-          <w:rFonts w:hint="eastAsia" w:ascii="Times New Roman" w:hAnsi="Times New Roman" w:eastAsia="FangSong" w:cs="Times New Roman"/>
-        </w:rPr>
-        <w:t>端</w:t>
-      </w:r>
-      <w:r>
-        <w:rPr>
-          <w:rFonts w:ascii="Times New Roman" w:hAnsi="Times New Roman" w:eastAsia="Times New Roman" w:cs="Times New Roman"/>
-        </w:rPr>
-        <w:t xml:space="preserve"> </w:t>
-      </w:r>
-      <w:r>
-        <w:rPr>
-          <w:rFonts w:hint="eastAsia" w:ascii="Times New Roman" w:hAnsi="Times New Roman" w:eastAsia="Times New Roman" w:cs="Times New Roman"/>
-        </w:rPr>
-        <w:t>NH”</w:t>
-      </w:r>
-      <w:r>
-        <w:rPr>
-          <w:rFonts w:hint="eastAsia" w:ascii="Times New Roman" w:hAnsi="Times New Roman" w:eastAsia="FangSong" w:cs="Times New Roman"/>
-        </w:rPr>
-        <w:t>的键连关系整理转写</w:t>
-      </w:r>
-      <w:r>
-        <w:rPr>
-          <w:rFonts w:hint="eastAsia" w:ascii="Times New Roman" w:hAnsi="Times New Roman" w:eastAsia="Times New Roman" w:cs="Times New Roman"/>
-        </w:rPr>
-        <w:t>，</w:t>
-      </w:r>
-      <w:r>
-        <w:rPr>
-          <w:rFonts w:hint="eastAsia" w:ascii="Times New Roman" w:hAnsi="Times New Roman" w:eastAsia="FangSong" w:cs="Times New Roman"/>
-        </w:rPr>
-        <w:t>碳链骨架与基团归属未变</w:t>
-      </w:r>
-      <w:r>
-        <w:rPr>
-          <w:rFonts w:hint="eastAsia" w:ascii="Times New Roman" w:hAnsi="Times New Roman" w:eastAsia="Times New Roman" w:cs="Times New Roman"/>
-        </w:rPr>
-        <w:t>。</w:t>
-      </w:r>
+        <w:spacing w:before="0" w:after="0"/>
+      </w:pPr>
+    </w:p>
+    <w:p>
+      <w:pPr>
+        <w:spacing w:before="0" w:after="0"/>
+      </w:pPr>
     </w:p>
     <w:p>
       <w:pPr>
@@ -9319,12 +9793,53 @@
     <w:p>
       <w:pPr>
         <w:pStyle w:val="BodyText"/>
-      </w:pPr>
-      <w:r>
-        <w:rPr>
-          <w:rFonts w:ascii="Times New Roman" w:hAnsi="Times New Roman" w:eastAsia="Times New Roman" w:cs="Times New Roman"/>
-        </w:rPr>
-        <w:t xml:space="preserve">A. 3　　B. 2　　C. 1　　D. </w:t>
+        <w:ind w:left="480" w:hanging="480"/>
+        <w:spacing w:after="0"/>
+      </w:pPr>
+      <w:r>
+        <w:rPr>
+          <w:rFonts w:ascii="Times New Roman" w:hAnsi="Times New Roman" w:eastAsia="Times New Roman" w:cs="Times New Roman"/>
+        </w:rPr>
+        <w:t xml:space="preserve">A. 3　　</w:t>
+      </w:r>
+    </w:p>
+    <w:p>
+      <w:pPr>
+        <w:pStyle w:val="BodyText"/>
+        <w:ind w:left="480" w:hanging="480"/>
+        <w:spacing w:before="0" w:after="0"/>
+      </w:pPr>
+      <w:r>
+        <w:rPr>
+          <w:rFonts w:ascii="Times New Roman" w:hAnsi="Times New Roman" w:eastAsia="Times New Roman" w:cs="Times New Roman"/>
+        </w:rPr>
+        <w:t xml:space="preserve">B. 2　　</w:t>
+      </w:r>
+    </w:p>
+    <w:p>
+      <w:pPr>
+        <w:pStyle w:val="BodyText"/>
+        <w:ind w:left="480" w:hanging="480"/>
+        <w:spacing w:before="0" w:after="0"/>
+      </w:pPr>
+      <w:r>
+        <w:rPr>
+          <w:rFonts w:ascii="Times New Roman" w:hAnsi="Times New Roman" w:eastAsia="Times New Roman" w:cs="Times New Roman"/>
+        </w:rPr>
+        <w:t xml:space="preserve">C. 1　　</w:t>
+      </w:r>
+    </w:p>
+    <w:p>
+      <w:pPr>
+        <w:pStyle w:val="BodyText"/>
+        <w:ind w:left="480" w:hanging="480"/>
+        <w:spacing w:before="0" w:after="180"/>
+      </w:pPr>
+      <w:r>
+        <w:rPr>
+          <w:rFonts w:ascii="Times New Roman" w:hAnsi="Times New Roman" w:eastAsia="Times New Roman" w:cs="Times New Roman"/>
+        </w:rPr>
+        <w:t xml:space="preserve">D. </w:t>
       </w:r>
       <w:r>
         <w:rPr>
@@ -9332,6 +9847,16 @@
         </w:rPr>
         <w:t xml:space="preserve">无法计算</w:t>
       </w:r>
+    </w:p>
+    <w:p>
+      <w:pPr>
+        <w:spacing w:before="0" w:after="0"/>
+      </w:pPr>
+    </w:p>
+    <w:p>
+      <w:pPr>
+        <w:spacing w:before="0" w:after="0"/>
+      </w:pPr>
     </w:p>
     <w:p>
       <w:pPr>
@@ -9605,6 +10130,27 @@
       </w:r>
     </w:p>
     <w:p>
+      <w:pPr/>
+      <w:r>
+        <w:rPr>
+          <w:rFonts w:ascii="Times New Roman" w:hAnsi="Times New Roman" w:eastAsia="Times New Roman" w:cs="Times New Roman"/>
+        </w:rPr>
+        <w:t xml:space="preserve">A、B </w:t>
+      </w:r>
+      <w:r>
+        <w:rPr>
+          <w:rFonts w:hint="eastAsia" w:ascii="Times New Roman" w:hAnsi="Times New Roman" w:eastAsia="FangSong" w:cs="Times New Roman"/>
+        </w:rPr>
+        <w:t>的分子式是</w:t>
+      </w:r>
+      <w:r>
+        <w:rPr>
+          <w:rFonts w:hint="eastAsia" w:ascii="Times New Roman" w:hAnsi="Times New Roman" w:eastAsia="Times New Roman" w:cs="Times New Roman"/>
+        </w:rPr>
+        <w:t>________。</w:t>
+      </w:r>
+    </w:p>
+    <w:p>
       <w:pPr>
         <w:numPr>
           <w:ilvl w:val="0"/>
@@ -9613,15 +10159,74 @@
       </w:pPr>
       <w:r>
         <w:rPr>
-          <w:rFonts w:ascii="Times New Roman" w:hAnsi="Times New Roman" w:eastAsia="Times New Roman" w:cs="Times New Roman"/>
-        </w:rPr>
-        <w:t xml:space="preserve">A、B </w:t>
-      </w:r>
-      <w:r>
-        <w:rPr>
-          <w:rFonts w:hint="eastAsia" w:ascii="Times New Roman" w:hAnsi="Times New Roman" w:eastAsia="FangSong" w:cs="Times New Roman"/>
-        </w:rPr>
-        <w:t>的分子式是</w:t>
+          <w:rFonts w:hint="eastAsia" w:ascii="Times New Roman" w:hAnsi="Times New Roman" w:eastAsia="FangSong" w:cs="Times New Roman"/>
+        </w:rPr>
+        <w:t xml:space="preserve">光谱测定显示</w:t>
+      </w:r>
+      <w:r>
+        <w:rPr>
+          <w:rFonts w:ascii="Times New Roman" w:hAnsi="Times New Roman" w:eastAsia="Times New Roman" w:cs="Times New Roman"/>
+        </w:rPr>
+        <w:t xml:space="preserve"> A </w:t>
+      </w:r>
+      <w:r>
+        <w:rPr>
+          <w:rFonts w:hint="eastAsia" w:ascii="Times New Roman" w:hAnsi="Times New Roman" w:eastAsia="FangSong" w:cs="Times New Roman"/>
+        </w:rPr>
+        <w:t>的分子结构中不存在甲基</w:t>
+      </w:r>
+      <w:r>
+        <w:rPr>
+          <w:rFonts w:hint="eastAsia" w:ascii="Times New Roman" w:hAnsi="Times New Roman" w:eastAsia="Times New Roman" w:cs="Times New Roman"/>
+        </w:rPr>
+        <w:t>（</w:t>
+      </w:r>
+      <m:oMath>
+        <m:r>
+          <m:rPr>
+            <m:sty m:val="p"/>
+          </m:rPr>
+          <m:t>−</m:t>
+        </m:r>
+        <m:r>
+          <m:t>C</m:t>
+        </m:r>
+        <m:sSub>
+          <m:e>
+            <m:r>
+              <m:t>H</m:t>
+            </m:r>
+          </m:e>
+          <m:sub>
+            <m:r>
+              <m:t>3</m:t>
+            </m:r>
+          </m:sub>
+        </m:sSub>
+      </m:oMath>
+      <w:r>
+        <w:rPr>
+          <w:rFonts w:hint="eastAsia" w:ascii="Times New Roman" w:hAnsi="Times New Roman" w:eastAsia="Times New Roman" w:cs="Times New Roman"/>
+        </w:rPr>
+        <w:t>），</w:t>
+      </w:r>
+      <w:r>
+        <w:rPr>
+          <w:rFonts w:hint="eastAsia" w:ascii="Times New Roman" w:hAnsi="Times New Roman" w:eastAsia="FangSong" w:cs="Times New Roman"/>
+        </w:rPr>
+        <w:t>则</w:t>
+      </w:r>
+      <w:r>
+        <w:rPr>
+          <w:rFonts w:ascii="Times New Roman" w:hAnsi="Times New Roman" w:eastAsia="Times New Roman" w:cs="Times New Roman"/>
+        </w:rPr>
+        <w:t xml:space="preserve"> A </w:t>
+      </w:r>
+      <w:r>
+        <w:rPr>
+          <w:rFonts w:hint="eastAsia" w:ascii="Times New Roman" w:hAnsi="Times New Roman" w:eastAsia="FangSong" w:cs="Times New Roman"/>
+        </w:rPr>
+        <w:t>的结构简式是</w:t>
       </w:r>
       <w:r>
         <w:rPr>
@@ -9647,48 +10252,19 @@
         <w:rPr>
           <w:rFonts w:ascii="Times New Roman" w:hAnsi="Times New Roman" w:eastAsia="Times New Roman" w:cs="Times New Roman"/>
         </w:rPr>
-        <w:t xml:space="preserve"> A </w:t>
-      </w:r>
-      <w:r>
-        <w:rPr>
-          <w:rFonts w:hint="eastAsia" w:ascii="Times New Roman" w:hAnsi="Times New Roman" w:eastAsia="FangSong" w:cs="Times New Roman"/>
-        </w:rPr>
-        <w:t>的分子结构中不存在甲基</w:t>
-      </w:r>
-      <w:r>
-        <w:rPr>
-          <w:rFonts w:hint="eastAsia" w:ascii="Times New Roman" w:hAnsi="Times New Roman" w:eastAsia="Times New Roman" w:cs="Times New Roman"/>
-        </w:rPr>
-        <w:t>（</w:t>
-      </w:r>
-      <m:oMath>
-        <m:r>
-          <m:rPr>
-            <m:sty m:val="p"/>
-          </m:rPr>
-          <m:t>−</m:t>
-        </m:r>
-        <m:r>
-          <m:t>C</m:t>
-        </m:r>
-        <m:sSub>
-          <m:e>
-            <m:r>
-              <m:t>H</m:t>
-            </m:r>
-          </m:e>
-          <m:sub>
-            <m:r>
-              <m:t>3</m:t>
-            </m:r>
-          </m:sub>
-        </m:sSub>
-      </m:oMath>
-      <w:r>
-        <w:rPr>
-          <w:rFonts w:hint="eastAsia" w:ascii="Times New Roman" w:hAnsi="Times New Roman" w:eastAsia="Times New Roman" w:cs="Times New Roman"/>
-        </w:rPr>
-        <w:t>），</w:t>
+        <w:t xml:space="preserve"> B </w:t>
+      </w:r>
+      <w:r>
+        <w:rPr>
+          <w:rFonts w:hint="eastAsia" w:ascii="Times New Roman" w:hAnsi="Times New Roman" w:eastAsia="FangSong" w:cs="Times New Roman"/>
+        </w:rPr>
+        <w:t>的烃基部分不存在支链</w:t>
+      </w:r>
+      <w:r>
+        <w:rPr>
+          <w:rFonts w:hint="eastAsia" w:ascii="Times New Roman" w:hAnsi="Times New Roman" w:eastAsia="Times New Roman" w:cs="Times New Roman"/>
+        </w:rPr>
+        <w:t>，</w:t>
       </w:r>
       <w:r>
         <w:rPr>
@@ -9700,7 +10276,7 @@
         <w:rPr>
           <w:rFonts w:ascii="Times New Roman" w:hAnsi="Times New Roman" w:eastAsia="Times New Roman" w:cs="Times New Roman"/>
         </w:rPr>
-        <w:t xml:space="preserve"> A </w:t>
+        <w:t xml:space="preserve"> B </w:t>
       </w:r>
       <w:r>
         <w:rPr>
@@ -9717,59 +10293,13 @@
     </w:p>
     <w:p>
       <w:pPr>
-        <w:numPr>
-          <w:ilvl w:val="0"/>
-          <w:numId w:val="1005"/>
-        </w:numPr>
-      </w:pPr>
-      <w:r>
-        <w:rPr>
-          <w:rFonts w:hint="eastAsia" w:ascii="Times New Roman" w:hAnsi="Times New Roman" w:eastAsia="FangSong" w:cs="Times New Roman"/>
-        </w:rPr>
-        <w:t xml:space="preserve">光谱测定显示</w:t>
-      </w:r>
-      <w:r>
-        <w:rPr>
-          <w:rFonts w:ascii="Times New Roman" w:hAnsi="Times New Roman" w:eastAsia="Times New Roman" w:cs="Times New Roman"/>
-        </w:rPr>
-        <w:t xml:space="preserve"> B </w:t>
-      </w:r>
-      <w:r>
-        <w:rPr>
-          <w:rFonts w:hint="eastAsia" w:ascii="Times New Roman" w:hAnsi="Times New Roman" w:eastAsia="FangSong" w:cs="Times New Roman"/>
-        </w:rPr>
-        <w:t>的烃基部分不存在支链</w:t>
-      </w:r>
-      <w:r>
-        <w:rPr>
-          <w:rFonts w:hint="eastAsia" w:ascii="Times New Roman" w:hAnsi="Times New Roman" w:eastAsia="Times New Roman" w:cs="Times New Roman"/>
-        </w:rPr>
-        <w:t>，</w:t>
-      </w:r>
-      <w:r>
-        <w:rPr>
-          <w:rFonts w:hint="eastAsia" w:ascii="Times New Roman" w:hAnsi="Times New Roman" w:eastAsia="FangSong" w:cs="Times New Roman"/>
-        </w:rPr>
-        <w:t>则</w:t>
-      </w:r>
-      <w:r>
-        <w:rPr>
-          <w:rFonts w:ascii="Times New Roman" w:hAnsi="Times New Roman" w:eastAsia="Times New Roman" w:cs="Times New Roman"/>
-        </w:rPr>
-        <w:t xml:space="preserve"> B </w:t>
-      </w:r>
-      <w:r>
-        <w:rPr>
-          <w:rFonts w:hint="eastAsia" w:ascii="Times New Roman" w:hAnsi="Times New Roman" w:eastAsia="FangSong" w:cs="Times New Roman"/>
-        </w:rPr>
-        <w:t>的结构简式是</w:t>
-      </w:r>
-      <w:r>
-        <w:rPr>
-          <w:rFonts w:hint="eastAsia" w:ascii="Times New Roman" w:hAnsi="Times New Roman" w:eastAsia="Times New Roman" w:cs="Times New Roman"/>
-        </w:rPr>
-        <w:t>________。</w:t>
-      </w:r>
+        <w:spacing w:before="0" w:after="0"/>
+      </w:pPr>
+    </w:p>
+    <w:p>
+      <w:pPr>
+        <w:spacing w:before="0" w:after="0"/>
+      </w:pPr>
     </w:p>
     <w:p>
       <w:pPr>
@@ -10054,6 +10584,46 @@
         </w:rPr>
         <w:t>________。</w:t>
       </w:r>
+    </w:p>
+    <w:p>
+      <w:pPr>
+        <w:spacing w:before="0" w:after="0"/>
+      </w:pPr>
+    </w:p>
+    <w:p>
+      <w:pPr>
+        <w:spacing w:before="0" w:after="0"/>
+      </w:pPr>
+    </w:p>
+    <w:p>
+      <w:pPr>
+        <w:spacing w:before="0" w:after="0"/>
+      </w:pPr>
+    </w:p>
+    <w:p>
+      <w:pPr>
+        <w:spacing w:before="0" w:after="0"/>
+      </w:pPr>
+    </w:p>
+    <w:p>
+      <w:pPr>
+        <w:spacing w:before="0" w:after="0"/>
+      </w:pPr>
+    </w:p>
+    <w:p>
+      <w:pPr>
+        <w:spacing w:before="0" w:after="0"/>
+      </w:pPr>
+    </w:p>
+    <w:p>
+      <w:pPr>
+        <w:spacing w:before="0" w:after="0"/>
+      </w:pPr>
+    </w:p>
+    <w:p>
+      <w:pPr>
+        <w:spacing w:before="0" w:after="0"/>
+      </w:pPr>
     </w:p>
     <w:p>
       <w:pPr>
@@ -10397,6 +10967,21 @@
     </w:p>
     <w:p>
       <w:pPr>
+        <w:spacing w:before="0" w:after="0"/>
+      </w:pPr>
+    </w:p>
+    <w:p>
+      <w:pPr>
+        <w:spacing w:before="0" w:after="0"/>
+      </w:pPr>
+    </w:p>
+    <w:p>
+      <w:pPr>
+        <w:spacing w:before="0" w:after="0"/>
+      </w:pPr>
+    </w:p>
+    <w:p>
+      <w:pPr>
         <w:spacing w:before="160" w:after="80"/>
       </w:pPr>
       <w:r>
@@ -10953,6 +11538,46 @@
     </w:p>
     <w:p>
       <w:pPr>
+        <w:spacing w:before="0" w:after="0"/>
+      </w:pPr>
+    </w:p>
+    <w:p>
+      <w:pPr>
+        <w:spacing w:before="0" w:after="0"/>
+      </w:pPr>
+    </w:p>
+    <w:p>
+      <w:pPr>
+        <w:spacing w:before="0" w:after="0"/>
+      </w:pPr>
+    </w:p>
+    <w:p>
+      <w:pPr>
+        <w:spacing w:before="0" w:after="0"/>
+      </w:pPr>
+    </w:p>
+    <w:p>
+      <w:pPr>
+        <w:spacing w:before="0" w:after="0"/>
+      </w:pPr>
+    </w:p>
+    <w:p>
+      <w:pPr>
+        <w:spacing w:before="0" w:after="0"/>
+      </w:pPr>
+    </w:p>
+    <w:p>
+      <w:pPr>
+        <w:spacing w:before="0" w:after="0"/>
+      </w:pPr>
+    </w:p>
+    <w:p>
+      <w:pPr>
+        <w:spacing w:before="0" w:after="0"/>
+      </w:pPr>
+    </w:p>
+    <w:p>
+      <w:pPr>
         <w:spacing w:before="160" w:after="80"/>
       </w:pPr>
       <w:r>
@@ -11166,7 +11791,7 @@
         </w:rPr>
         <w:drawing>
           <wp:inline>
-            <wp:extent cx="3600000" cy="1281355"/>
+            <wp:extent cx="3600000" cy="1258453"/>
             <wp:effectExtent b="0" l="0" r="0" t="0"/>
             <wp:docPr descr="" title="" id="98" name="Picture"/>
             <a:graphic>
@@ -11187,7 +11812,7 @@
                   <pic:spPr bwMode="auto">
                     <a:xfrm>
                       <a:off x="0" y="0"/>
-                      <a:ext cx="3600000" cy="1281355"/>
+                      <a:ext cx="3600000" cy="1258453"/>
                     </a:xfrm>
                     <a:prstGeom prst="rect">
                       <a:avLst/>
@@ -11693,6 +12318,46 @@
         </w:rPr>
         <w:t>。</w:t>
       </w:r>
+    </w:p>
+    <w:p>
+      <w:pPr>
+        <w:spacing w:before="0" w:after="0"/>
+      </w:pPr>
+    </w:p>
+    <w:p>
+      <w:pPr>
+        <w:spacing w:before="0" w:after="0"/>
+      </w:pPr>
+    </w:p>
+    <w:p>
+      <w:pPr>
+        <w:spacing w:before="0" w:after="0"/>
+      </w:pPr>
+    </w:p>
+    <w:p>
+      <w:pPr>
+        <w:spacing w:before="0" w:after="0"/>
+      </w:pPr>
+    </w:p>
+    <w:p>
+      <w:pPr>
+        <w:spacing w:before="0" w:after="0"/>
+      </w:pPr>
+    </w:p>
+    <w:p>
+      <w:pPr>
+        <w:spacing w:before="0" w:after="0"/>
+      </w:pPr>
+    </w:p>
+    <w:p>
+      <w:pPr>
+        <w:spacing w:before="0" w:after="0"/>
+      </w:pPr>
+    </w:p>
+    <w:p>
+      <w:pPr>
+        <w:spacing w:before="0" w:after="0"/>
+      </w:pPr>
     </w:p>
     <w:p>
       <w:pPr>
@@ -12383,6 +13048,46 @@
     </w:p>
     <w:p>
       <w:pPr>
+        <w:spacing w:before="0" w:after="0"/>
+      </w:pPr>
+    </w:p>
+    <w:p>
+      <w:pPr>
+        <w:spacing w:before="0" w:after="0"/>
+      </w:pPr>
+    </w:p>
+    <w:p>
+      <w:pPr>
+        <w:spacing w:before="0" w:after="0"/>
+      </w:pPr>
+    </w:p>
+    <w:p>
+      <w:pPr>
+        <w:spacing w:before="0" w:after="0"/>
+      </w:pPr>
+    </w:p>
+    <w:p>
+      <w:pPr>
+        <w:spacing w:before="0" w:after="0"/>
+      </w:pPr>
+    </w:p>
+    <w:p>
+      <w:pPr>
+        <w:spacing w:before="0" w:after="0"/>
+      </w:pPr>
+    </w:p>
+    <w:p>
+      <w:pPr>
+        <w:spacing w:before="0" w:after="0"/>
+      </w:pPr>
+    </w:p>
+    <w:p>
+      <w:pPr>
+        <w:spacing w:before="0" w:after="0"/>
+      </w:pPr>
+    </w:p>
+    <w:p>
+      <w:pPr>
         <w:spacing w:before="160" w:after="80"/>
       </w:pPr>
       <w:r>
@@ -12856,7 +13561,7 @@
         </w:rPr>
         <w:drawing>
           <wp:inline>
-            <wp:extent cx="3600000" cy="1505882"/>
+            <wp:extent cx="3600000" cy="1465208"/>
             <wp:effectExtent b="0" l="0" r="0" t="0"/>
             <wp:docPr descr="" title="" id="109" name="Picture"/>
             <a:graphic>
@@ -12877,7 +13582,7 @@
                   <pic:spPr bwMode="auto">
                     <a:xfrm>
                       <a:off x="0" y="0"/>
-                      <a:ext cx="3600000" cy="1505882"/>
+                      <a:ext cx="3600000" cy="1465208"/>
                     </a:xfrm>
                     <a:prstGeom prst="rect">
                       <a:avLst/>
@@ -13647,118 +14352,43 @@
     </w:p>
     <w:p>
       <w:pPr>
-        <w:pStyle w:val="BlockText"/>
-      </w:pPr>
-      <w:r>
-        <w:rPr>
-          <w:rFonts w:hint="eastAsia" w:ascii="Times New Roman" w:hAnsi="Times New Roman" w:eastAsia="FangSong" w:cs="Times New Roman"/>
-          <w:b/>
-          <w:bCs/>
-        </w:rPr>
-        <w:t xml:space="preserve">校勘注</w:t>
-      </w:r>
-      <w:r>
-        <w:rPr>
-          <w:rFonts w:hint="eastAsia" w:ascii="Times New Roman" w:hAnsi="Times New Roman" w:eastAsia="Times New Roman" w:cs="Times New Roman"/>
-        </w:rPr>
-        <w:t>：</w:t>
-      </w:r>
-      <w:r>
-        <w:rPr>
-          <w:rFonts w:hint="eastAsia" w:ascii="Times New Roman" w:hAnsi="Times New Roman" w:eastAsia="FangSong" w:cs="Times New Roman"/>
-        </w:rPr>
-        <w:t>题面两处</w:t>
-      </w:r>
-      <w:r>
-        <w:rPr>
-          <w:rFonts w:hint="eastAsia" w:ascii="Times New Roman" w:hAnsi="Times New Roman" w:eastAsia="Times New Roman" w:cs="Times New Roman"/>
-        </w:rPr>
-        <w:t>”</w:t>
-      </w:r>
-      <w:r>
-        <w:rPr>
-          <w:rFonts w:hint="eastAsia" w:ascii="Times New Roman" w:hAnsi="Times New Roman" w:eastAsia="FangSong" w:cs="Times New Roman"/>
-        </w:rPr>
-        <w:t>动皮</w:t>
-      </w:r>
-      <w:r>
-        <w:rPr>
-          <w:rFonts w:hint="eastAsia" w:ascii="Times New Roman" w:hAnsi="Times New Roman" w:eastAsia="Times New Roman" w:cs="Times New Roman"/>
-        </w:rPr>
-        <w:t>”</w:t>
-      </w:r>
-      <w:r>
-        <w:rPr>
-          <w:rFonts w:hint="eastAsia" w:ascii="Times New Roman" w:hAnsi="Times New Roman" w:eastAsia="FangSong" w:cs="Times New Roman"/>
-        </w:rPr>
-        <w:t>系</w:t>
-      </w:r>
-      <w:r>
-        <w:rPr>
-          <w:rFonts w:hint="eastAsia" w:ascii="Times New Roman" w:hAnsi="Times New Roman" w:eastAsia="Times New Roman" w:cs="Times New Roman"/>
-        </w:rPr>
-        <w:t>”</w:t>
-      </w:r>
-      <w:r>
-        <w:rPr>
-          <w:rFonts w:hint="eastAsia" w:ascii="Times New Roman" w:hAnsi="Times New Roman" w:eastAsia="FangSong" w:cs="Times New Roman"/>
-        </w:rPr>
-        <w:t>韧皮</w:t>
-      </w:r>
-      <w:r>
-        <w:rPr>
-          <w:rFonts w:hint="eastAsia" w:ascii="Times New Roman" w:hAnsi="Times New Roman" w:eastAsia="Times New Roman" w:cs="Times New Roman"/>
-        </w:rPr>
-        <w:t>”OCR</w:t>
-      </w:r>
-      <w:r>
-        <w:rPr>
-          <w:rFonts w:ascii="Times New Roman" w:hAnsi="Times New Roman" w:eastAsia="Times New Roman" w:cs="Times New Roman"/>
-        </w:rPr>
-        <w:t xml:space="preserve"> </w:t>
-      </w:r>
-      <w:r>
-        <w:rPr>
-          <w:rFonts w:hint="eastAsia" w:ascii="Times New Roman" w:hAnsi="Times New Roman" w:eastAsia="FangSong" w:cs="Times New Roman"/>
-        </w:rPr>
-        <w:t>误植</w:t>
-      </w:r>
-      <w:r>
-        <w:rPr>
-          <w:rFonts w:hint="eastAsia" w:ascii="Times New Roman" w:hAnsi="Times New Roman" w:eastAsia="Times New Roman" w:cs="Times New Roman"/>
-        </w:rPr>
-        <w:t>，</w:t>
-      </w:r>
-      <w:r>
-        <w:rPr>
-          <w:rFonts w:hint="eastAsia" w:ascii="Times New Roman" w:hAnsi="Times New Roman" w:eastAsia="FangSong" w:cs="Times New Roman"/>
-        </w:rPr>
-        <w:t>径改</w:t>
-      </w:r>
-      <w:r>
-        <w:rPr>
-          <w:rFonts w:hint="eastAsia" w:ascii="Times New Roman" w:hAnsi="Times New Roman" w:eastAsia="Times New Roman" w:cs="Times New Roman"/>
-        </w:rPr>
-        <w:t>；</w:t>
-      </w:r>
-      <w:r>
-        <w:rPr>
-          <w:rFonts w:ascii="Times New Roman" w:hAnsi="Times New Roman" w:eastAsia="Times New Roman" w:cs="Times New Roman"/>
-        </w:rPr>
-        <w:t xml:space="preserve">“5~6”</w:t>
-      </w:r>
-      <w:r>
-        <w:rPr>
-          <w:rFonts w:hint="eastAsia" w:ascii="Times New Roman" w:hAnsi="Times New Roman" w:eastAsia="FangSong" w:cs="Times New Roman"/>
-        </w:rPr>
-        <w:t>等转写为</w:t>
-      </w:r>
-      <w:r>
-        <w:rPr>
-          <w:rFonts w:hint="eastAsia" w:ascii="Times New Roman" w:hAnsi="Times New Roman" w:eastAsia="Times New Roman" w:cs="Times New Roman"/>
-        </w:rPr>
-        <w:t>”5～6”。</w:t>
-      </w:r>
+        <w:spacing w:before="0" w:after="0"/>
+      </w:pPr>
+    </w:p>
+    <w:p>
+      <w:pPr>
+        <w:spacing w:before="0" w:after="0"/>
+      </w:pPr>
+    </w:p>
+    <w:p>
+      <w:pPr>
+        <w:spacing w:before="0" w:after="0"/>
+      </w:pPr>
+    </w:p>
+    <w:p>
+      <w:pPr>
+        <w:spacing w:before="0" w:after="0"/>
+      </w:pPr>
+    </w:p>
+    <w:p>
+      <w:pPr>
+        <w:spacing w:before="0" w:after="0"/>
+      </w:pPr>
+    </w:p>
+    <w:p>
+      <w:pPr>
+        <w:spacing w:before="0" w:after="0"/>
+      </w:pPr>
+    </w:p>
+    <w:p>
+      <w:pPr>
+        <w:spacing w:before="0" w:after="0"/>
+      </w:pPr>
+    </w:p>
+    <w:p>
+      <w:pPr>
+        <w:spacing w:before="0" w:after="0"/>
+      </w:pPr>
     </w:p>
     <w:p>
       <w:pPr>
@@ -13943,6 +14573,8 @@
     <w:p>
       <w:pPr>
         <w:pStyle w:val="BodyText"/>
+        <w:ind w:left="480" w:hanging="480"/>
+        <w:spacing w:after="0"/>
       </w:pPr>
       <w:r>
         <w:rPr>
@@ -14030,7 +14662,20 @@
         <w:rPr>
           <w:rFonts w:ascii="Times New Roman" w:hAnsi="Times New Roman" w:eastAsia="Times New Roman" w:cs="Times New Roman"/>
         </w:rPr>
-        <w:t xml:space="preserve">　　B.</w:t>
+        <w:t xml:space="preserve">　　</w:t>
+      </w:r>
+    </w:p>
+    <w:p>
+      <w:pPr>
+        <w:pStyle w:val="BodyText"/>
+        <w:ind w:left="480" w:hanging="480"/>
+        <w:spacing w:before="0" w:after="0"/>
+      </w:pPr>
+      <w:r>
+        <w:rPr>
+          <w:rFonts w:ascii="Times New Roman" w:hAnsi="Times New Roman" w:eastAsia="Times New Roman" w:cs="Times New Roman"/>
+        </w:rPr>
+        <w:t xml:space="preserve">B.</w:t>
       </w:r>
       <w:r>
         <w:rPr>
@@ -14091,7 +14736,20 @@
         <w:rPr>
           <w:rFonts w:ascii="Times New Roman" w:hAnsi="Times New Roman" w:eastAsia="Times New Roman" w:cs="Times New Roman"/>
         </w:rPr>
-        <w:t xml:space="preserve">　　C.</w:t>
+        <w:t xml:space="preserve">　　</w:t>
+      </w:r>
+    </w:p>
+    <w:p>
+      <w:pPr>
+        <w:pStyle w:val="BodyText"/>
+        <w:ind w:left="480" w:hanging="480"/>
+        <w:spacing w:before="0" w:after="0"/>
+      </w:pPr>
+      <w:r>
+        <w:rPr>
+          <w:rFonts w:ascii="Times New Roman" w:hAnsi="Times New Roman" w:eastAsia="Times New Roman" w:cs="Times New Roman"/>
+        </w:rPr>
+        <w:t xml:space="preserve">C.</w:t>
       </w:r>
       <w:r>
         <w:rPr>
@@ -14158,7 +14816,20 @@
         <w:rPr>
           <w:rFonts w:ascii="Times New Roman" w:hAnsi="Times New Roman" w:eastAsia="Times New Roman" w:cs="Times New Roman"/>
         </w:rPr>
-        <w:t xml:space="preserve">　　D.</w:t>
+        <w:t xml:space="preserve">　　</w:t>
+      </w:r>
+    </w:p>
+    <w:p>
+      <w:pPr>
+        <w:pStyle w:val="BodyText"/>
+        <w:ind w:left="480" w:hanging="480"/>
+        <w:spacing w:before="0" w:after="180"/>
+      </w:pPr>
+      <w:r>
+        <w:rPr>
+          <w:rFonts w:ascii="Times New Roman" w:hAnsi="Times New Roman" w:eastAsia="Times New Roman" w:cs="Times New Roman"/>
+        </w:rPr>
+        <w:t xml:space="preserve">D.</w:t>
       </w:r>
       <w:r>
         <w:rPr>
@@ -14218,6 +14889,16 @@
     </w:p>
     <w:p>
       <w:pPr>
+        <w:spacing w:before="0" w:after="0"/>
+      </w:pPr>
+    </w:p>
+    <w:p>
+      <w:pPr>
+        <w:spacing w:before="0" w:after="0"/>
+      </w:pPr>
+    </w:p>
+    <w:p>
+      <w:pPr>
         <w:spacing w:before="160" w:after="80"/>
       </w:pPr>
       <w:r>
@@ -14688,6 +15369,46 @@
         </w:rPr>
         <w:t>______。</w:t>
       </w:r>
+    </w:p>
+    <w:p>
+      <w:pPr>
+        <w:spacing w:before="0" w:after="0"/>
+      </w:pPr>
+    </w:p>
+    <w:p>
+      <w:pPr>
+        <w:spacing w:before="0" w:after="0"/>
+      </w:pPr>
+    </w:p>
+    <w:p>
+      <w:pPr>
+        <w:spacing w:before="0" w:after="0"/>
+      </w:pPr>
+    </w:p>
+    <w:p>
+      <w:pPr>
+        <w:spacing w:before="0" w:after="0"/>
+      </w:pPr>
+    </w:p>
+    <w:p>
+      <w:pPr>
+        <w:spacing w:before="0" w:after="0"/>
+      </w:pPr>
+    </w:p>
+    <w:p>
+      <w:pPr>
+        <w:spacing w:before="0" w:after="0"/>
+      </w:pPr>
+    </w:p>
+    <w:p>
+      <w:pPr>
+        <w:spacing w:before="0" w:after="0"/>
+      </w:pPr>
+    </w:p>
+    <w:p>
+      <w:pPr>
+        <w:spacing w:before="0" w:after="0"/>
+      </w:pPr>
     </w:p>
     <w:p>
       <w:pPr>
@@ -15432,6 +16153,46 @@
         </w:rPr>
         <w:t xml:space="preserve"> ________。</w:t>
       </w:r>
+    </w:p>
+    <w:p>
+      <w:pPr>
+        <w:spacing w:before="0" w:after="0"/>
+      </w:pPr>
+    </w:p>
+    <w:p>
+      <w:pPr>
+        <w:spacing w:before="0" w:after="0"/>
+      </w:pPr>
+    </w:p>
+    <w:p>
+      <w:pPr>
+        <w:spacing w:before="0" w:after="0"/>
+      </w:pPr>
+    </w:p>
+    <w:p>
+      <w:pPr>
+        <w:spacing w:before="0" w:after="0"/>
+      </w:pPr>
+    </w:p>
+    <w:p>
+      <w:pPr>
+        <w:spacing w:before="0" w:after="0"/>
+      </w:pPr>
+    </w:p>
+    <w:p>
+      <w:pPr>
+        <w:spacing w:before="0" w:after="0"/>
+      </w:pPr>
+    </w:p>
+    <w:p>
+      <w:pPr>
+        <w:spacing w:before="0" w:after="0"/>
+      </w:pPr>
+    </w:p>
+    <w:p>
+      <w:pPr>
+        <w:spacing w:before="0" w:after="0"/>
+      </w:pPr>
     </w:p>
     <w:p>
       <w:pPr>
@@ -16493,6 +17254,8 @@
     <w:p>
       <w:pPr>
         <w:pStyle w:val="BodyText"/>
+        <w:ind w:left="480" w:hanging="480"/>
+        <w:spacing w:after="0"/>
       </w:pPr>
       <w:r>
         <w:rPr>
@@ -16512,6 +17275,13 @@
         </w:rPr>
         <w:t xml:space="preserve"> </w:t>
       </w:r>
+    </w:p>
+    <w:p>
+      <w:pPr>
+        <w:pStyle w:val="BodyText"/>
+        <w:ind w:left="480" w:hanging="480"/>
+        <w:spacing w:before="0" w:after="0"/>
+      </w:pPr>
       <w:r>
         <w:rPr>
           <w:rFonts w:ascii="Times New Roman" w:hAnsi="Times New Roman" w:eastAsia="Times New Roman" w:cs="Times New Roman"/>
@@ -16548,6 +17318,13 @@
         </w:rPr>
         <w:t xml:space="preserve"> </w:t>
       </w:r>
+    </w:p>
+    <w:p>
+      <w:pPr>
+        <w:pStyle w:val="BodyText"/>
+        <w:ind w:left="480" w:hanging="480"/>
+        <w:spacing w:before="0" w:after="0"/>
+      </w:pPr>
       <w:r>
         <w:rPr>
           <w:rFonts w:ascii="Times New Roman" w:hAnsi="Times New Roman" w:eastAsia="Times New Roman" w:cs="Times New Roman"/>
@@ -16566,6 +17343,13 @@
         </w:rPr>
         <w:t xml:space="preserve"> </w:t>
       </w:r>
+    </w:p>
+    <w:p>
+      <w:pPr>
+        <w:pStyle w:val="BodyText"/>
+        <w:ind w:left="480" w:hanging="480"/>
+        <w:spacing w:before="0" w:after="180"/>
+      </w:pPr>
       <w:r>
         <w:rPr>
           <w:rFonts w:ascii="Times New Roman" w:hAnsi="Times New Roman" w:eastAsia="Times New Roman" w:cs="Times New Roman"/>
@@ -16679,6 +17463,16 @@
         </w:rPr>
         <w:t>________。</w:t>
       </w:r>
+    </w:p>
+    <w:p>
+      <w:pPr>
+        <w:spacing w:before="0" w:after="0"/>
+      </w:pPr>
+    </w:p>
+    <w:p>
+      <w:pPr>
+        <w:spacing w:before="0" w:after="0"/>
+      </w:pPr>
     </w:p>
     <w:p>
       <w:pPr>
@@ -17329,6 +18123,46 @@
     </w:p>
     <w:p>
       <w:pPr>
+        <w:spacing w:before="0" w:after="0"/>
+      </w:pPr>
+    </w:p>
+    <w:p>
+      <w:pPr>
+        <w:spacing w:before="0" w:after="0"/>
+      </w:pPr>
+    </w:p>
+    <w:p>
+      <w:pPr>
+        <w:spacing w:before="0" w:after="0"/>
+      </w:pPr>
+    </w:p>
+    <w:p>
+      <w:pPr>
+        <w:spacing w:before="0" w:after="0"/>
+      </w:pPr>
+    </w:p>
+    <w:p>
+      <w:pPr>
+        <w:spacing w:before="0" w:after="0"/>
+      </w:pPr>
+    </w:p>
+    <w:p>
+      <w:pPr>
+        <w:spacing w:before="0" w:after="0"/>
+      </w:pPr>
+    </w:p>
+    <w:p>
+      <w:pPr>
+        <w:spacing w:before="0" w:after="0"/>
+      </w:pPr>
+    </w:p>
+    <w:p>
+      <w:pPr>
+        <w:spacing w:before="0" w:after="0"/>
+      </w:pPr>
+    </w:p>
+    <w:p>
+      <w:pPr>
         <w:spacing w:before="160" w:after="80"/>
       </w:pPr>
       <w:r>
@@ -18524,203 +19358,43 @@
     </w:p>
     <w:p>
       <w:pPr>
-        <w:pStyle w:val="BlockText"/>
-      </w:pPr>
-      <w:r>
-        <w:rPr>
-          <w:rFonts w:hint="eastAsia" w:ascii="Times New Roman" w:hAnsi="Times New Roman" w:eastAsia="FangSong" w:cs="Times New Roman"/>
-          <w:b/>
-          <w:bCs/>
-        </w:rPr>
-        <w:t xml:space="preserve">校勘注</w:t>
-      </w:r>
-      <w:r>
-        <w:rPr>
-          <w:rFonts w:hint="eastAsia" w:ascii="Times New Roman" w:hAnsi="Times New Roman" w:eastAsia="Times New Roman" w:cs="Times New Roman"/>
-        </w:rPr>
-        <w:t>：</w:t>
-      </w:r>
-      <w:r>
-        <w:rPr>
-          <w:rFonts w:hint="eastAsia" w:ascii="Times New Roman" w:hAnsi="Times New Roman" w:eastAsia="FangSong" w:cs="Times New Roman"/>
-        </w:rPr>
-        <w:t>题面首句氨基酸通式与内盐式原书为竖排侧基</w:t>
-      </w:r>
-      <w:r>
-        <w:rPr>
-          <w:rFonts w:hint="eastAsia" w:ascii="Times New Roman" w:hAnsi="Times New Roman" w:eastAsia="Times New Roman" w:cs="Times New Roman"/>
-        </w:rPr>
-        <w:t>（NH</w:t>
-      </w:r>
-      <w:r>
-        <w:rPr>
-          <w:rFonts w:hint="eastAsia" w:ascii="Times New Roman" w:hAnsi="Times New Roman" w:eastAsia="Times New Roman" w:cs="Times New Roman"/>
-          <w:vertAlign w:val="subscript"/>
-        </w:rPr>
-        <w:t>2</w:t>
-      </w:r>
-      <w:r>
-        <w:rPr>
-          <w:rFonts w:hint="eastAsia" w:ascii="Times New Roman" w:hAnsi="Times New Roman" w:eastAsia="Times New Roman" w:cs="Times New Roman"/>
-        </w:rPr>
-        <w:t>／NH</w:t>
-      </w:r>
-      <w:r>
-        <w:rPr>
-          <w:rFonts w:hint="eastAsia" w:ascii="Times New Roman" w:hAnsi="Times New Roman" w:eastAsia="Times New Roman" w:cs="Times New Roman"/>
-          <w:vertAlign w:val="subscript"/>
-        </w:rPr>
-        <w:t>3</w:t>
-      </w:r>
-      <w:r>
-        <w:rPr>
-          <w:rFonts w:hint="eastAsia" w:ascii="Times New Roman" w:hAnsi="Times New Roman" w:eastAsia="Times New Roman" w:cs="Times New Roman"/>
-          <w:vertAlign w:val="superscript"/>
-        </w:rPr>
-        <w:t>+</w:t>
-      </w:r>
-      <w:r>
-        <w:rPr>
-          <w:rFonts w:ascii="Times New Roman" w:hAnsi="Times New Roman" w:eastAsia="Times New Roman" w:cs="Times New Roman"/>
-        </w:rPr>
-        <w:t xml:space="preserve"> </w:t>
-      </w:r>
-      <w:r>
-        <w:rPr>
-          <w:rFonts w:hint="eastAsia" w:ascii="Times New Roman" w:hAnsi="Times New Roman" w:eastAsia="FangSong" w:cs="Times New Roman"/>
-        </w:rPr>
-        <w:t xml:space="preserve">在</w:t>
-      </w:r>
-      <w:r>
-        <w:rPr>
-          <w:rFonts w:ascii="Times New Roman" w:hAnsi="Times New Roman" w:eastAsia="Times New Roman" w:cs="Times New Roman"/>
-        </w:rPr>
-        <w:t xml:space="preserve"> </w:t>
-      </w:r>
-      <w:r>
-        <w:rPr>
-          <w:rFonts w:hint="eastAsia" w:ascii="Times New Roman" w:hAnsi="Times New Roman" w:eastAsia="Times New Roman" w:cs="Times New Roman"/>
-        </w:rPr>
-        <w:t>α-</w:t>
-      </w:r>
-      <w:r>
-        <w:rPr>
-          <w:rFonts w:hint="eastAsia" w:ascii="Times New Roman" w:hAnsi="Times New Roman" w:eastAsia="FangSong" w:cs="Times New Roman"/>
-        </w:rPr>
-        <w:t>碳下方</w:t>
-      </w:r>
-      <w:r>
-        <w:rPr>
-          <w:rFonts w:hint="eastAsia" w:ascii="Times New Roman" w:hAnsi="Times New Roman" w:eastAsia="Times New Roman" w:cs="Times New Roman"/>
-        </w:rPr>
-        <w:t>），OCR</w:t>
-      </w:r>
-      <w:r>
-        <w:rPr>
-          <w:rFonts w:ascii="Times New Roman" w:hAnsi="Times New Roman" w:eastAsia="Times New Roman" w:cs="Times New Roman"/>
-        </w:rPr>
-        <w:t xml:space="preserve"> </w:t>
-      </w:r>
-      <w:r>
-        <w:rPr>
-          <w:rFonts w:hint="eastAsia" w:ascii="Times New Roman" w:hAnsi="Times New Roman" w:eastAsia="FangSong" w:cs="Times New Roman"/>
-        </w:rPr>
-        <w:t>拍扁错位</w:t>
-      </w:r>
-      <w:r>
-        <w:rPr>
-          <w:rFonts w:hint="eastAsia" w:ascii="Times New Roman" w:hAnsi="Times New Roman" w:eastAsia="Times New Roman" w:cs="Times New Roman"/>
-        </w:rPr>
-        <w:t>，</w:t>
-      </w:r>
-      <w:r>
-        <w:rPr>
-          <w:rFonts w:hint="eastAsia" w:ascii="Times New Roman" w:hAnsi="Times New Roman" w:eastAsia="FangSong" w:cs="Times New Roman"/>
-        </w:rPr>
-        <w:t>按通式</w:t>
-      </w:r>
-      <w:r>
-        <w:rPr>
-          <w:rFonts w:ascii="Times New Roman" w:hAnsi="Times New Roman" w:eastAsia="Times New Roman" w:cs="Times New Roman"/>
-        </w:rPr>
-        <w:t xml:space="preserve"> </w:t>
-      </w:r>
-      <m:oMath>
-        <m:oMathPr>
-          <m:ctrlPr>
-            <w:rPr>
-              <w:sz w:val="28"/>
-              <w:szCs w:val="28"/>
-            </w:rPr>
-          </m:ctrlPr>
-        </m:oMathPr>
-        <m:r>
-          <m:t>R</m:t>
-        </m:r>
-        <m:r>
-          <m:t>C</m:t>
-        </m:r>
-        <m:r>
-          <m:t>H</m:t>
-        </m:r>
-        <m:r>
-          <m:rPr>
-            <m:sty m:val="p"/>
-          </m:rPr>
-          <m:t>(</m:t>
-        </m:r>
-        <m:r>
-          <m:t>N</m:t>
-        </m:r>
-        <m:sSub>
-          <m:e>
-            <m:r>
-              <m:t>H</m:t>
-            </m:r>
-          </m:e>
-          <m:sub>
-            <m:r>
-              <m:t>2</m:t>
-            </m:r>
-          </m:sub>
-        </m:sSub>
-        <m:r>
-          <m:rPr>
-            <m:sty m:val="p"/>
-          </m:rPr>
-          <m:t>)</m:t>
-        </m:r>
-        <m:r>
-          <m:t>C</m:t>
-        </m:r>
-        <m:r>
-          <m:t>O</m:t>
-        </m:r>
-        <m:r>
-          <m:t>O</m:t>
-        </m:r>
-        <m:r>
-          <m:t>H</m:t>
-        </m:r>
-      </m:oMath>
-      <w:r>
-        <w:rPr>
-          <w:rFonts w:ascii="Times New Roman" w:hAnsi="Times New Roman" w:eastAsia="Times New Roman" w:cs="Times New Roman"/>
-        </w:rPr>
-        <w:t xml:space="preserve"> </w:t>
-      </w:r>
-      <w:r>
-        <w:rPr>
-          <w:rFonts w:hint="eastAsia" w:ascii="Times New Roman" w:hAnsi="Times New Roman" w:eastAsia="FangSong" w:cs="Times New Roman"/>
-        </w:rPr>
-        <w:t>整理转写</w:t>
-      </w:r>
-      <w:r>
-        <w:rPr>
-          <w:rFonts w:hint="eastAsia" w:ascii="Times New Roman" w:hAnsi="Times New Roman" w:eastAsia="Times New Roman" w:cs="Times New Roman"/>
-        </w:rPr>
-        <w:t>。</w:t>
-      </w:r>
+        <w:spacing w:before="0" w:after="0"/>
+      </w:pPr>
+    </w:p>
+    <w:p>
+      <w:pPr>
+        <w:spacing w:before="0" w:after="0"/>
+      </w:pPr>
+    </w:p>
+    <w:p>
+      <w:pPr>
+        <w:spacing w:before="0" w:after="0"/>
+      </w:pPr>
+    </w:p>
+    <w:p>
+      <w:pPr>
+        <w:spacing w:before="0" w:after="0"/>
+      </w:pPr>
+    </w:p>
+    <w:p>
+      <w:pPr>
+        <w:spacing w:before="0" w:after="0"/>
+      </w:pPr>
+    </w:p>
+    <w:p>
+      <w:pPr>
+        <w:spacing w:before="0" w:after="0"/>
+      </w:pPr>
+    </w:p>
+    <w:p>
+      <w:pPr>
+        <w:spacing w:before="0" w:after="0"/>
+      </w:pPr>
+    </w:p>
+    <w:p>
+      <w:pPr>
+        <w:spacing w:before="0" w:after="0"/>
+      </w:pPr>
     </w:p>
     <w:p>
       <w:pPr>
@@ -18865,7 +19539,7 @@
         </w:rPr>
         <w:drawing>
           <wp:inline>
-            <wp:extent cx="3600000" cy="1915673"/>
+            <wp:extent cx="3600000" cy="1904389"/>
             <wp:effectExtent b="0" l="0" r="0" t="0"/>
             <wp:docPr descr="" title="" id="131" name="Picture"/>
             <a:graphic>
@@ -18886,7 +19560,7 @@
                   <pic:spPr bwMode="auto">
                     <a:xfrm>
                       <a:off x="0" y="0"/>
-                      <a:ext cx="3600000" cy="1915673"/>
+                      <a:ext cx="3600000" cy="1904389"/>
                     </a:xfrm>
                     <a:prstGeom prst="rect">
                       <a:avLst/>
@@ -19048,7 +19722,7 @@
         </w:rPr>
         <w:drawing>
           <wp:inline>
-            <wp:extent cx="3600000" cy="2402320"/>
+            <wp:extent cx="3600000" cy="2395358"/>
             <wp:effectExtent b="0" l="0" r="0" t="0"/>
             <wp:docPr descr="" title="" id="134" name="Picture"/>
             <a:graphic>
@@ -19069,7 +19743,7 @@
                   <pic:spPr bwMode="auto">
                     <a:xfrm>
                       <a:off x="0" y="0"/>
-                      <a:ext cx="3600000" cy="2402320"/>
+                      <a:ext cx="3600000" cy="2395358"/>
                     </a:xfrm>
                     <a:prstGeom prst="rect">
                       <a:avLst/>
@@ -19494,94 +20168,43 @@
     </w:p>
     <w:p>
       <w:pPr>
-        <w:pStyle w:val="BlockText"/>
-      </w:pPr>
-      <w:r>
-        <w:rPr>
-          <w:rFonts w:hint="eastAsia" w:ascii="Times New Roman" w:hAnsi="Times New Roman" w:eastAsia="FangSong" w:cs="Times New Roman"/>
-          <w:b/>
-          <w:bCs/>
-        </w:rPr>
-        <w:t xml:space="preserve">校勘注</w:t>
-      </w:r>
-      <w:r>
-        <w:rPr>
-          <w:rFonts w:hint="eastAsia" w:ascii="Times New Roman" w:hAnsi="Times New Roman" w:eastAsia="Times New Roman" w:cs="Times New Roman"/>
-        </w:rPr>
-        <w:t>：</w:t>
-      </w:r>
-      <w:r>
-        <w:rPr>
-          <w:rFonts w:hint="eastAsia" w:ascii="Times New Roman" w:hAnsi="Times New Roman" w:eastAsia="FangSong" w:cs="Times New Roman"/>
-        </w:rPr>
-        <w:t>题面</w:t>
-      </w:r>
-      <w:r>
-        <w:rPr>
-          <w:rFonts w:hint="eastAsia" w:ascii="Times New Roman" w:hAnsi="Times New Roman" w:eastAsia="Times New Roman" w:cs="Times New Roman"/>
-        </w:rPr>
-        <w:t>”</w:t>
-      </w:r>
-      <w:r>
-        <w:rPr>
-          <w:rFonts w:hint="eastAsia" w:ascii="Times New Roman" w:hAnsi="Times New Roman" w:eastAsia="FangSong" w:cs="Times New Roman"/>
-        </w:rPr>
-        <w:t>室温离子用于酶催化反应</w:t>
-      </w:r>
-      <w:r>
-        <w:rPr>
-          <w:rFonts w:hint="eastAsia" w:ascii="Times New Roman" w:hAnsi="Times New Roman" w:eastAsia="Times New Roman" w:cs="Times New Roman"/>
-        </w:rPr>
-        <w:t>”</w:t>
-      </w:r>
-      <w:r>
-        <w:rPr>
-          <w:rFonts w:hint="eastAsia" w:ascii="Times New Roman" w:hAnsi="Times New Roman" w:eastAsia="FangSong" w:cs="Times New Roman"/>
-        </w:rPr>
-        <w:t>疑脱</w:t>
-      </w:r>
-      <w:r>
-        <w:rPr>
-          <w:rFonts w:hint="eastAsia" w:ascii="Times New Roman" w:hAnsi="Times New Roman" w:eastAsia="Times New Roman" w:cs="Times New Roman"/>
-        </w:rPr>
-        <w:t>”</w:t>
-      </w:r>
-      <w:r>
-        <w:rPr>
-          <w:rFonts w:hint="eastAsia" w:ascii="Times New Roman" w:hAnsi="Times New Roman" w:eastAsia="FangSong" w:cs="Times New Roman"/>
-        </w:rPr>
-        <w:t>液体</w:t>
-      </w:r>
-      <w:r>
-        <w:rPr>
-          <w:rFonts w:hint="eastAsia" w:ascii="Times New Roman" w:hAnsi="Times New Roman" w:eastAsia="Times New Roman" w:cs="Times New Roman"/>
-        </w:rPr>
-        <w:t>”</w:t>
-      </w:r>
-      <w:r>
-        <w:rPr>
-          <w:rFonts w:hint="eastAsia" w:ascii="Times New Roman" w:hAnsi="Times New Roman" w:eastAsia="FangSong" w:cs="Times New Roman"/>
-        </w:rPr>
-        <w:t>二字</w:t>
-      </w:r>
-      <w:r>
-        <w:rPr>
-          <w:rFonts w:hint="eastAsia" w:ascii="Times New Roman" w:hAnsi="Times New Roman" w:eastAsia="Times New Roman" w:cs="Times New Roman"/>
-        </w:rPr>
-        <w:t>，</w:t>
-      </w:r>
-      <w:r>
-        <w:rPr>
-          <w:rFonts w:hint="eastAsia" w:ascii="Times New Roman" w:hAnsi="Times New Roman" w:eastAsia="FangSong" w:cs="Times New Roman"/>
-        </w:rPr>
-        <w:t>照录</w:t>
-      </w:r>
-      <w:r>
-        <w:rPr>
-          <w:rFonts w:hint="eastAsia" w:ascii="Times New Roman" w:hAnsi="Times New Roman" w:eastAsia="Times New Roman" w:cs="Times New Roman"/>
-        </w:rPr>
-        <w:t>。</w:t>
-      </w:r>
+        <w:spacing w:before="0" w:after="0"/>
+      </w:pPr>
+    </w:p>
+    <w:p>
+      <w:pPr>
+        <w:spacing w:before="0" w:after="0"/>
+      </w:pPr>
+    </w:p>
+    <w:p>
+      <w:pPr>
+        <w:spacing w:before="0" w:after="0"/>
+      </w:pPr>
+    </w:p>
+    <w:p>
+      <w:pPr>
+        <w:spacing w:before="0" w:after="0"/>
+      </w:pPr>
+    </w:p>
+    <w:p>
+      <w:pPr>
+        <w:spacing w:before="0" w:after="0"/>
+      </w:pPr>
+    </w:p>
+    <w:p>
+      <w:pPr>
+        <w:spacing w:before="0" w:after="0"/>
+      </w:pPr>
+    </w:p>
+    <w:p>
+      <w:pPr>
+        <w:spacing w:before="0" w:after="0"/>
+      </w:pPr>
+    </w:p>
+    <w:p>
+      <w:pPr>
+        <w:spacing w:before="0" w:after="0"/>
+      </w:pPr>
     </w:p>
     <w:p>
       <w:pPr>

--- a/00-首页/题组Word/习题书/第三篇-有机化学/9-杂环化合物与含杂原子有机物-学生版.docx
+++ b/00-首页/题组Word/习题书/第三篇-有机化学/9-杂环化合物与含杂原子有机物-学生版.docx
@@ -3094,8 +3094,6 @@
     <w:p>
       <w:pPr>
         <w:pStyle w:val="BodyText"/>
-        <w:ind w:left="480" w:hanging="480"/>
-        <w:spacing w:after="0"/>
       </w:pPr>
       <w:r>
         <w:rPr>
@@ -3115,13 +3113,6 @@
         </w:rPr>
         <w:t xml:space="preserve"> </w:t>
       </w:r>
-    </w:p>
-    <w:p>
-      <w:pPr>
-        <w:pStyle w:val="BodyText"/>
-        <w:ind w:left="480" w:hanging="480"/>
-        <w:spacing w:before="0" w:after="0"/>
-      </w:pPr>
       <w:r>
         <w:rPr>
           <w:rFonts w:ascii="Times New Roman" w:hAnsi="Times New Roman" w:eastAsia="Times New Roman" w:cs="Times New Roman"/>
@@ -3140,13 +3131,6 @@
         </w:rPr>
         <w:t xml:space="preserve"> </w:t>
       </w:r>
-    </w:p>
-    <w:p>
-      <w:pPr>
-        <w:pStyle w:val="BodyText"/>
-        <w:ind w:left="480" w:hanging="480"/>
-        <w:spacing w:before="0" w:after="0"/>
-      </w:pPr>
       <w:r>
         <w:rPr>
           <w:rFonts w:ascii="Times New Roman" w:hAnsi="Times New Roman" w:eastAsia="Times New Roman" w:cs="Times New Roman"/>
@@ -3165,13 +3149,6 @@
         </w:rPr>
         <w:t xml:space="preserve"> </w:t>
       </w:r>
-    </w:p>
-    <w:p>
-      <w:pPr>
-        <w:pStyle w:val="BodyText"/>
-        <w:ind w:left="480" w:hanging="480"/>
-        <w:spacing w:before="0" w:after="180"/>
-      </w:pPr>
       <w:r>
         <w:rPr>
           <w:rFonts w:ascii="Times New Roman" w:hAnsi="Times New Roman" w:eastAsia="Times New Roman" w:cs="Times New Roman"/>

--- a/00-首页/题组Word/习题书/第三篇-有机化学/9-杂环化合物与含杂原子有机物-学生版.docx
+++ b/00-首页/题组Word/习题书/第三篇-有机化学/9-杂环化合物与含杂原子有机物-学生版.docx
@@ -3094,6 +3094,7 @@
     <w:p>
       <w:pPr>
         <w:pStyle w:val="BodyText"/>
+        <w:spacing w:before="0" w:after="0"/>
       </w:pPr>
       <w:r>
         <w:rPr>
@@ -3258,8 +3259,8 @@
     <w:p>
       <w:pPr>
         <w:pStyle w:val="BodyText"/>
+        <w:spacing w:before="0" w:after="0"/>
         <w:ind w:left="480" w:hanging="480"/>
-        <w:spacing w:after="0"/>
       </w:pPr>
       <w:r>
         <w:rPr>
@@ -3283,8 +3284,8 @@
     <w:p>
       <w:pPr>
         <w:pStyle w:val="BodyText"/>
+        <w:spacing w:before="0" w:after="0"/>
         <w:ind w:left="480" w:hanging="480"/>
-        <w:spacing w:before="0" w:after="0"/>
       </w:pPr>
       <w:r>
         <w:rPr>
@@ -3308,8 +3309,8 @@
     <w:p>
       <w:pPr>
         <w:pStyle w:val="BodyText"/>
+        <w:spacing w:before="0" w:after="0"/>
         <w:ind w:left="480" w:hanging="480"/>
-        <w:spacing w:before="0" w:after="0"/>
       </w:pPr>
       <w:r>
         <w:rPr>
@@ -3333,8 +3334,8 @@
     <w:p>
       <w:pPr>
         <w:pStyle w:val="BodyText"/>
+        <w:spacing w:before="0" w:after="0"/>
         <w:ind w:left="480" w:hanging="480"/>
-        <w:spacing w:before="0" w:after="180"/>
       </w:pPr>
       <w:r>
         <w:rPr>
@@ -8536,8 +8537,8 @@
     <w:p>
       <w:pPr>
         <w:pStyle w:val="BodyText"/>
+        <w:spacing w:before="0" w:after="0"/>
         <w:ind w:left="480" w:hanging="480"/>
-        <w:spacing w:after="0"/>
       </w:pPr>
       <w:r>
         <w:rPr>
@@ -8757,8 +8758,8 @@
     <w:p>
       <w:pPr>
         <w:pStyle w:val="BodyText"/>
+        <w:spacing w:before="0" w:after="0"/>
         <w:ind w:left="480" w:hanging="480"/>
-        <w:spacing w:before="0" w:after="0"/>
       </w:pPr>
       <w:r>
         <w:rPr>
@@ -9023,8 +9024,8 @@
     <w:p>
       <w:pPr>
         <w:pStyle w:val="BodyText"/>
+        <w:spacing w:before="0" w:after="0"/>
         <w:ind w:left="480" w:hanging="480"/>
-        <w:spacing w:before="0" w:after="0"/>
       </w:pPr>
       <w:r>
         <w:rPr>
@@ -9292,8 +9293,8 @@
     <w:p>
       <w:pPr>
         <w:pStyle w:val="BodyText"/>
+        <w:spacing w:before="0" w:after="0"/>
         <w:ind w:left="480" w:hanging="480"/>
-        <w:spacing w:before="0" w:after="180"/>
       </w:pPr>
       <w:r>
         <w:rPr>
@@ -9770,8 +9771,8 @@
     <w:p>
       <w:pPr>
         <w:pStyle w:val="BodyText"/>
+        <w:spacing w:before="0" w:after="0"/>
         <w:ind w:left="480" w:hanging="480"/>
-        <w:spacing w:after="0"/>
       </w:pPr>
       <w:r>
         <w:rPr>
@@ -9783,8 +9784,8 @@
     <w:p>
       <w:pPr>
         <w:pStyle w:val="BodyText"/>
+        <w:spacing w:before="0" w:after="0"/>
         <w:ind w:left="480" w:hanging="480"/>
-        <w:spacing w:before="0" w:after="0"/>
       </w:pPr>
       <w:r>
         <w:rPr>
@@ -9796,8 +9797,8 @@
     <w:p>
       <w:pPr>
         <w:pStyle w:val="BodyText"/>
+        <w:spacing w:before="0" w:after="0"/>
         <w:ind w:left="480" w:hanging="480"/>
-        <w:spacing w:before="0" w:after="0"/>
       </w:pPr>
       <w:r>
         <w:rPr>
@@ -9809,8 +9810,8 @@
     <w:p>
       <w:pPr>
         <w:pStyle w:val="BodyText"/>
+        <w:spacing w:before="0" w:after="0"/>
         <w:ind w:left="480" w:hanging="480"/>
-        <w:spacing w:before="0" w:after="180"/>
       </w:pPr>
       <w:r>
         <w:rPr>
@@ -10107,7 +10108,9 @@
       </w:r>
     </w:p>
     <w:p>
-      <w:pPr/>
+      <w:pPr>
+        <w:spacing w:before="0" w:after="0"/>
+      </w:pPr>
       <w:r>
         <w:rPr>
           <w:rFonts w:ascii="Times New Roman" w:hAnsi="Times New Roman" w:eastAsia="Times New Roman" w:cs="Times New Roman"/>
@@ -14550,8 +14553,8 @@
     <w:p>
       <w:pPr>
         <w:pStyle w:val="BodyText"/>
+        <w:spacing w:before="0" w:after="0"/>
         <w:ind w:left="480" w:hanging="480"/>
-        <w:spacing w:after="0"/>
       </w:pPr>
       <w:r>
         <w:rPr>
@@ -14645,8 +14648,8 @@
     <w:p>
       <w:pPr>
         <w:pStyle w:val="BodyText"/>
+        <w:spacing w:before="0" w:after="0"/>
         <w:ind w:left="480" w:hanging="480"/>
-        <w:spacing w:before="0" w:after="0"/>
       </w:pPr>
       <w:r>
         <w:rPr>
@@ -14719,8 +14722,8 @@
     <w:p>
       <w:pPr>
         <w:pStyle w:val="BodyText"/>
+        <w:spacing w:before="0" w:after="0"/>
         <w:ind w:left="480" w:hanging="480"/>
-        <w:spacing w:before="0" w:after="0"/>
       </w:pPr>
       <w:r>
         <w:rPr>
@@ -14799,8 +14802,8 @@
     <w:p>
       <w:pPr>
         <w:pStyle w:val="BodyText"/>
+        <w:spacing w:before="0" w:after="0"/>
         <w:ind w:left="480" w:hanging="480"/>
-        <w:spacing w:before="0" w:after="180"/>
       </w:pPr>
       <w:r>
         <w:rPr>
@@ -17231,8 +17234,8 @@
     <w:p>
       <w:pPr>
         <w:pStyle w:val="BodyText"/>
+        <w:spacing w:before="0" w:after="0"/>
         <w:ind w:left="480" w:hanging="480"/>
-        <w:spacing w:after="0"/>
       </w:pPr>
       <w:r>
         <w:rPr>
@@ -17256,8 +17259,8 @@
     <w:p>
       <w:pPr>
         <w:pStyle w:val="BodyText"/>
+        <w:spacing w:before="0" w:after="0"/>
         <w:ind w:left="480" w:hanging="480"/>
-        <w:spacing w:before="0" w:after="0"/>
       </w:pPr>
       <w:r>
         <w:rPr>
@@ -17299,8 +17302,8 @@
     <w:p>
       <w:pPr>
         <w:pStyle w:val="BodyText"/>
+        <w:spacing w:before="0" w:after="0"/>
         <w:ind w:left="480" w:hanging="480"/>
-        <w:spacing w:before="0" w:after="0"/>
       </w:pPr>
       <w:r>
         <w:rPr>
@@ -17324,8 +17327,8 @@
     <w:p>
       <w:pPr>
         <w:pStyle w:val="BodyText"/>
+        <w:spacing w:before="0" w:after="0"/>
         <w:ind w:left="480" w:hanging="480"/>
-        <w:spacing w:before="0" w:after="180"/>
       </w:pPr>
       <w:r>
         <w:rPr>
@@ -21474,7 +21477,7 @@
     <ns0:rPr>
       <ns0:rFonts ns0:ascii="Times New Roman" ns0:cs="Times New Roman" ns0:eastAsia="SimHei" ns0:hAnsi="Times New Roman"/>
       <ns0:b/>
-      <ns0:color ns0:val="17324D"/>
+      <ns0:color ns0:val="000000"/>
       <ns0:sz ns0:val="44"/>
       <ns0:szCs ns0:val="56"/>
     </ns0:rPr>
@@ -21616,7 +21619,7 @@
     <ns0:rPr>
       <ns0:rFonts ns0:ascii="Times New Roman" ns0:cs="Times New Roman" ns0:eastAsia="SimHei" ns0:hAnsi="Times New Roman"/>
       <ns0:b/>
-      <ns0:color ns0:val="17324D"/>
+      <ns0:color ns0:val="000000"/>
       <ns0:sz ns0:val="32"/>
       <ns0:szCs ns0:val="40"/>
     </ns0:rPr>
@@ -21640,7 +21643,7 @@
     <ns0:rPr>
       <ns0:rFonts ns0:ascii="Times New Roman" ns0:cs="Times New Roman" ns0:eastAsia="SimHei" ns0:hAnsi="Times New Roman"/>
       <ns0:b/>
-      <ns0:color ns0:val="17324D"/>
+      <ns0:color ns0:val="000000"/>
       <ns0:sz ns0:val="28"/>
       <ns0:szCs ns0:val="32"/>
     </ns0:rPr>
@@ -21664,7 +21667,7 @@
     <ns0:rPr>
       <ns0:rFonts ns0:ascii="Times New Roman" ns0:cs="Times New Roman" ns0:eastAsia="SimHei" ns0:hAnsi="Times New Roman"/>
       <ns0:b/>
-      <ns0:color ns0:val="17324D"/>
+      <ns0:color ns0:val="000000"/>
       <ns0:sz ns0:val="25"/>
       <ns0:szCs ns0:val="28"/>
     </ns0:rPr>
